--- a/content/member-assets/shopify-cart-audit/abandoned-cart-email-swipe.docx
+++ b/content/member-assets/shopify-cart-audit/abandoned-cart-email-swipe.docx
@@ -4,10 +4,10 @@
   <w:body>
     <w:p>
       <w:pPr>
-        <w:pStyle w:val="Subtitle"/>
-      </w:pPr>
-      <w:r>
-        <w:t xml:space="preserve">Side Hustle Stephen - The Launchpad</w:t>
+        <w:pStyle w:val="BrandBand"/>
+      </w:pPr>
+      <w:r>
+        <w:t xml:space="preserve">SIDE HUSTLE STEPHEN - THE LAUNCHPAD</w:t>
       </w:r>
     </w:p>
     <w:p>
@@ -36,8 +36,16 @@
     </w:p>
     <w:p>
       <w:pPr>
+        <w:pStyle w:val="Tagline"/>
+      </w:pPr>
+      <w:r>
+        <w:t xml:space="preserve">Most small stores do not need more traffic first.</w:t>
+      </w:r>
+    </w:p>
+    <w:p>
+      <w:pPr>
         <w:pBdr>
-          <w:bottom w:val="single" w:sz="8" w:space="1" w:color="D94A00"/>
+          <w:bottom w:val="single" w:sz="8" w:space="1" w:color="0A0A0A"/>
         </w:pBdr>
         <w:spacing w:before="70" w:after="210"/>
       </w:pPr>
@@ -55,7 +63,7 @@
         <w:pStyle w:val="Meta"/>
       </w:pPr>
       <w:r>
-        <w:t xml:space="preserve">Category: Ecommerce | Startup cost: $0 | First sale: 1-7 days | Difficulty: Medium</w:t>
+        <w:t xml:space="preserve">Category: Ecommerce  /  Startup cost: $0  /  First sale: 1-7 days  /  Difficulty: Medium</w:t>
       </w:r>
     </w:p>
     <w:p>
@@ -76,6 +84,41 @@
     </w:p>
     <w:p>
       <w:pPr>
+        <w:pStyle w:val="Kicker"/>
+      </w:pPr>
+      <w:r>
+        <w:t>IN THIS DOCUMENT</w:t>
+      </w:r>
+    </w:p>
+    <w:p>
+      <w:pPr>
+        <w:rPr>
+          <w:color w:val="57534E"/>
+          <w:sz w:val="18"/>
+        </w:rPr>
+      </w:pPr>
+      <w:r>
+        <w:fldChar w:fldCharType="begin"/>
+      </w:r>
+      <w:r>
+        <w:instrText xml:space="preserve"> TOC \o "1-1" \h \z \u </w:instrText>
+      </w:r>
+      <w:r>
+        <w:fldChar w:fldCharType="separate"/>
+      </w:r>
+      <w:r>
+        <w:rPr>
+          <w:color w:val="57534E"/>
+          <w:sz w:val="18"/>
+        </w:rPr>
+        <w:t xml:space="preserve">Right-click and choose Update Field to build the contents.</w:t>
+      </w:r>
+      <w:r>
+        <w:fldChar w:fldCharType="end"/>
+      </w:r>
+    </w:p>
+    <w:p>
+      <w:pPr>
         <w:pStyle w:val="Heading3"/>
       </w:pPr>
       <w:r>
@@ -87,7 +130,7 @@
         <w:pStyle w:val="Checklist"/>
       </w:pPr>
       <w:r>
-        <w:t xml:space="preserve">[ ] Replace bracketed fields.</w:t>
+        <w:t xml:space="preserve">☐  Replace bracketed fields.</w:t>
       </w:r>
     </w:p>
     <w:p>
@@ -95,7 +138,7 @@
         <w:pStyle w:val="Checklist"/>
       </w:pPr>
       <w:r>
-        <w:t xml:space="preserve">[ ] Verify facts and claims.</w:t>
+        <w:t xml:space="preserve">☐  Verify facts and claims.</w:t>
       </w:r>
     </w:p>
     <w:p>
@@ -103,7 +146,7 @@
         <w:pStyle w:val="Checklist"/>
       </w:pPr>
       <w:r>
-        <w:t xml:space="preserve">[ ] Send for approval before publishing.</w:t>
+        <w:t xml:space="preserve">☐  Send for approval before publishing.</w:t>
       </w:r>
     </w:p>
     <w:p>
@@ -116,131 +159,7 @@
         <w:pStyle w:val="Heading1"/>
       </w:pPr>
       <w:r>
-        <w:t xml:space="preserve">01 / Pack Snapshot</w:t>
-      </w:r>
-    </w:p>
-    <w:p>
-      <w:pPr>
-        <w:pStyle w:val="ListParagraph"/>
-        <w:numPr>
-          <w:ilvl w:val="0"/>
-          <w:numId w:val="1"/>
-        </w:numPr>
-      </w:pPr>
-      <w:r>
-        <w:t xml:space="preserve">Buyer: Small Shopify stores</w:t>
-      </w:r>
-    </w:p>
-    <w:p>
-      <w:pPr>
-        <w:pStyle w:val="ListParagraph"/>
-        <w:numPr>
-          <w:ilvl w:val="0"/>
-          <w:numId w:val="1"/>
-        </w:numPr>
-      </w:pPr>
-      <w:r>
-        <w:t xml:space="preserve">Category: Ecommerce</w:t>
-      </w:r>
-    </w:p>
-    <w:p>
-      <w:pPr>
-        <w:pStyle w:val="ListParagraph"/>
-        <w:numPr>
-          <w:ilvl w:val="0"/>
-          <w:numId w:val="1"/>
-        </w:numPr>
-      </w:pPr>
-      <w:r>
-        <w:t xml:space="preserve">Startup cost: $0</w:t>
-      </w:r>
-    </w:p>
-    <w:p>
-      <w:pPr>
-        <w:pStyle w:val="ListParagraph"/>
-        <w:numPr>
-          <w:ilvl w:val="0"/>
-          <w:numId w:val="1"/>
-        </w:numPr>
-      </w:pPr>
-      <w:r>
-        <w:t xml:space="preserve">Time to first sale: 1-7 days</w:t>
-      </w:r>
-    </w:p>
-    <w:p>
-      <w:pPr>
-        <w:pStyle w:val="ListParagraph"/>
-        <w:numPr>
-          <w:ilvl w:val="0"/>
-          <w:numId w:val="1"/>
-        </w:numPr>
-      </w:pPr>
-      <w:r>
-        <w:t xml:space="preserve">Difficulty: Medium</w:t>
-      </w:r>
-    </w:p>
-    <w:p>
-      <w:pPr>
-        <w:pStyle w:val="ListParagraph"/>
-        <w:numPr>
-          <w:ilvl w:val="0"/>
-          <w:numId w:val="1"/>
-        </w:numPr>
-      </w:pPr>
-      <w:r>
-        <w:t xml:space="preserve">Positioning hook: Most small stores do not need more traffic first.</w:t>
-      </w:r>
-    </w:p>
-    <w:p>
-      <w:pPr>
-        <w:pStyle w:val="Heading1"/>
-      </w:pPr>
-      <w:r>
-        <w:t xml:space="preserve">02 / Asset objective</w:t>
-      </w:r>
-    </w:p>
-    <w:p>
-      <w:pPr>
-        <w:pStyle w:val="ListParagraph"/>
-        <w:numPr>
-          <w:ilvl w:val="0"/>
-          <w:numId w:val="1"/>
-        </w:numPr>
-      </w:pPr>
-      <w:r>
-        <w:t xml:space="preserve">Store owners already care about conversion, and a concrete audit is easier to buy than vague marketing help.</w:t>
-      </w:r>
-    </w:p>
-    <w:p>
-      <w:pPr>
-        <w:pStyle w:val="ListParagraph"/>
-        <w:numPr>
-          <w:ilvl w:val="0"/>
-          <w:numId w:val="1"/>
-        </w:numPr>
-      </w:pPr>
-      <w:r>
-        <w:t xml:space="preserve">Keep the promise concrete: Avoid promising revenue lift without data.</w:t>
-      </w:r>
-    </w:p>
-    <w:p>
-      <w:pPr>
-        <w:pStyle w:val="ListParagraph"/>
-        <w:numPr>
-          <w:ilvl w:val="0"/>
-          <w:numId w:val="1"/>
-        </w:numPr>
-      </w:pPr>
-      <w:r>
-        <w:t xml:space="preserve">Use this asset to create a buyer-ready deliverable, not as a generic brainstorming note.</w:t>
-      </w:r>
-    </w:p>
-    <w:p>
-      <w:pPr>
-        <w:pStyle w:val="Heading1"/>
-      </w:pPr>
-      <w:r>
-        <w:t xml:space="preserve">03 / Flow assumptions</w:t>
+        <w:t xml:space="preserve">01 / Flow assumptions</w:t>
       </w:r>
     </w:p>
     <w:p>
@@ -284,7 +203,7 @@
         <w:pStyle w:val="Heading1"/>
       </w:pPr>
       <w:r>
-        <w:t xml:space="preserve">04 / Email 1: 1-3 hours after abandonment</w:t>
+        <w:t xml:space="preserve">02 / Email 1: 1-3 hours after abandonment</w:t>
       </w:r>
     </w:p>
     <w:p>
@@ -340,7 +259,7 @@
         <w:pStyle w:val="Heading1"/>
       </w:pPr>
       <w:r>
-        <w:t xml:space="preserve">05 / Email 2: 18-24 hours after abandonment</w:t>
+        <w:t xml:space="preserve">03 / Email 2: 18-24 hours after abandonment</w:t>
       </w:r>
     </w:p>
     <w:p>
@@ -396,7 +315,7 @@
         <w:pStyle w:val="Heading1"/>
       </w:pPr>
       <w:r>
-        <w:t xml:space="preserve">06 / Email 3: 48-72 hours after abandonment</w:t>
+        <w:t xml:space="preserve">04 / Email 3: 48-72 hours after abandonment</w:t>
       </w:r>
     </w:p>
     <w:p>
@@ -452,7 +371,7 @@
         <w:pStyle w:val="Heading1"/>
       </w:pPr>
       <w:r>
-        <w:t xml:space="preserve">07 / Segment variants</w:t>
+        <w:t xml:space="preserve">05 / Segment variants</w:t>
       </w:r>
     </w:p>
     <w:p>
@@ -508,7 +427,7 @@
         <w:pStyle w:val="Heading1"/>
       </w:pPr>
       <w:r>
-        <w:t xml:space="preserve">08 / Filled example: skincare product</w:t>
+        <w:t xml:space="preserve">06 / Filled example: skincare product</w:t>
       </w:r>
     </w:p>
     <w:p>
@@ -564,7 +483,7 @@
         <w:pStyle w:val="Heading1"/>
       </w:pPr>
       <w:r>
-        <w:t xml:space="preserve">09 / Compliance checklist</w:t>
+        <w:t xml:space="preserve">07 / Compliance checklist</w:t>
       </w:r>
     </w:p>
     <w:p>
@@ -620,7 +539,7 @@
         <w:pStyle w:val="Heading1"/>
       </w:pPr>
       <w:r>
-        <w:t xml:space="preserve">10 / Audit scoring</w:t>
+        <w:t xml:space="preserve">08 / Audit scoring</w:t>
       </w:r>
     </w:p>
     <w:p>
@@ -676,7 +595,7 @@
         <w:pStyle w:val="Heading1"/>
       </w:pPr>
       <w:r>
-        <w:t xml:space="preserve">11 / Brand approval pack</w:t>
+        <w:t xml:space="preserve">09 / Brand approval pack</w:t>
       </w:r>
     </w:p>
     <w:p>
@@ -720,403 +639,55 @@
         <w:pStyle w:val="Heading1"/>
       </w:pPr>
       <w:r>
-        <w:t xml:space="preserve">12 / Buyer-ready deliverable standard</w:t>
-      </w:r>
-    </w:p>
-    <w:p>
-      <w:pPr>
-        <w:pStyle w:val="ListParagraph"/>
-        <w:numPr>
-          <w:ilvl w:val="0"/>
-          <w:numId w:val="1"/>
-        </w:numPr>
-      </w:pPr>
-      <w:r>
-        <w:t xml:space="preserve">This asset is for small shopify stores; remove generic language before sending it to a prospect or client.</w:t>
-      </w:r>
-    </w:p>
-    <w:p>
-      <w:pPr>
-        <w:pStyle w:val="ListParagraph"/>
-        <w:numPr>
-          <w:ilvl w:val="0"/>
-          <w:numId w:val="1"/>
-        </w:numPr>
-      </w:pPr>
-      <w:r>
-        <w:t xml:space="preserve">The finished version should name the buyer context, the visible problem, the exact output, and the next decision required.</w:t>
-      </w:r>
-    </w:p>
-    <w:p>
-      <w:pPr>
-        <w:pStyle w:val="ListParagraph"/>
-        <w:numPr>
-          <w:ilvl w:val="0"/>
-          <w:numId w:val="1"/>
-        </w:numPr>
-      </w:pPr>
-      <w:r>
-        <w:t xml:space="preserve">Use concrete operational language. Replace broad promises with observable improvements: clearer menu, faster reply, cleaner handoff, fewer repeat questions, better approval trail.</w:t>
-      </w:r>
-    </w:p>
-    <w:p>
-      <w:pPr>
-        <w:pStyle w:val="ListParagraph"/>
-        <w:numPr>
-          <w:ilvl w:val="0"/>
-          <w:numId w:val="1"/>
-        </w:numPr>
-      </w:pPr>
-      <w:r>
-        <w:t xml:space="preserve">Keep one owner-facing summary at the top and one implementation checklist at the end so the buyer can act without a second explanation.</w:t>
-      </w:r>
-    </w:p>
-    <w:p>
-      <w:pPr>
-        <w:pStyle w:val="Heading1"/>
-      </w:pPr>
-      <w:r>
-        <w:t xml:space="preserve">13 / Inputs to collect before delivery</w:t>
-      </w:r>
-    </w:p>
-    <w:p>
-      <w:pPr>
-        <w:pStyle w:val="ListParagraph"/>
-        <w:numPr>
-          <w:ilvl w:val="0"/>
-          <w:numId w:val="1"/>
-        </w:numPr>
-      </w:pPr>
-      <w:r>
-        <w:t xml:space="preserve">Business name, owner or approver, preferred contact channel, and deadline.</w:t>
-      </w:r>
-    </w:p>
-    <w:p>
-      <w:pPr>
-        <w:pStyle w:val="ListParagraph"/>
-        <w:numPr>
-          <w:ilvl w:val="0"/>
-          <w:numId w:val="1"/>
-        </w:numPr>
-      </w:pPr>
-      <w:r>
-        <w:t xml:space="preserve">Current source material: screenshots, URLs, exports, menus, customer messages, reviews, product pages, or public market data depending on the pack.</w:t>
-      </w:r>
-    </w:p>
-    <w:p>
-      <w:pPr>
-        <w:pStyle w:val="ListParagraph"/>
-        <w:numPr>
-          <w:ilvl w:val="0"/>
-          <w:numId w:val="1"/>
-        </w:numPr>
-      </w:pPr>
-      <w:r>
-        <w:t xml:space="preserve">Brand constraints: logo, tone, colors, prohibited claims, legal-sensitive statements, and examples they already like.</w:t>
-      </w:r>
-    </w:p>
-    <w:p>
-      <w:pPr>
-        <w:pStyle w:val="ListParagraph"/>
-        <w:numPr>
-          <w:ilvl w:val="0"/>
-          <w:numId w:val="1"/>
-        </w:numPr>
-      </w:pPr>
-      <w:r>
-        <w:t xml:space="preserve">Approval constraints: who signs off, what can be changed without approval, and what must stay untouched.</w:t>
-      </w:r>
-    </w:p>
-    <w:p>
-      <w:pPr>
-        <w:pStyle w:val="ListParagraph"/>
-        <w:numPr>
-          <w:ilvl w:val="0"/>
-          <w:numId w:val="1"/>
-        </w:numPr>
-      </w:pPr>
-      <w:r>
-        <w:t xml:space="preserve">Delivery format: editable working file, final PDF/export, implementation checklist, and optional follow-up message.</w:t>
-      </w:r>
-    </w:p>
-    <w:p>
-      <w:pPr>
-        <w:pStyle w:val="Heading1"/>
-      </w:pPr>
-      <w:r>
-        <w:t xml:space="preserve">14 / Evidence capture for renewal or case study</w:t>
-      </w:r>
-    </w:p>
-    <w:p>
-      <w:pPr>
-        <w:pStyle w:val="ListParagraph"/>
-        <w:numPr>
-          <w:ilvl w:val="0"/>
-          <w:numId w:val="1"/>
-        </w:numPr>
-      </w:pPr>
-      <w:r>
-        <w:t xml:space="preserve">Save the before state with dated screenshots or source files.</w:t>
-      </w:r>
-    </w:p>
-    <w:p>
-      <w:pPr>
-        <w:pStyle w:val="ListParagraph"/>
-        <w:numPr>
-          <w:ilvl w:val="0"/>
-          <w:numId w:val="1"/>
-        </w:numPr>
-      </w:pPr>
-      <w:r>
-        <w:t xml:space="preserve">Record the exact changes made and why they were prioritized.</w:t>
-      </w:r>
-    </w:p>
-    <w:p>
-      <w:pPr>
-        <w:pStyle w:val="ListParagraph"/>
-        <w:numPr>
-          <w:ilvl w:val="0"/>
-          <w:numId w:val="1"/>
-        </w:numPr>
-      </w:pPr>
-      <w:r>
-        <w:t xml:space="preserve">Track buyer response time, approval friction, and implementation date.</w:t>
-      </w:r>
-    </w:p>
-    <w:p>
-      <w:pPr>
-        <w:pStyle w:val="ListParagraph"/>
-        <w:numPr>
-          <w:ilvl w:val="0"/>
-          <w:numId w:val="1"/>
-        </w:numPr>
-      </w:pPr>
-      <w:r>
-        <w:t xml:space="preserve">Ask for permission before using any quote, logo, review, screenshot, market data, or client result in a portfolio.</w:t>
-      </w:r>
-    </w:p>
-    <w:p>
-      <w:pPr>
-        <w:pStyle w:val="ListParagraph"/>
-        <w:numPr>
-          <w:ilvl w:val="0"/>
-          <w:numId w:val="1"/>
-        </w:numPr>
-      </w:pPr>
-      <w:r>
-        <w:t xml:space="preserve">If the buyer does not approve public proof, keep an anonymized internal case note for improving future pitches.</w:t>
-      </w:r>
-    </w:p>
-    <w:p>
-      <w:pPr>
-        <w:pStyle w:val="Heading1"/>
-      </w:pPr>
-      <w:r>
-        <w:t xml:space="preserve">15 / Client handoff message</w:t>
-      </w:r>
-    </w:p>
-    <w:p>
-      <w:pPr>
-        <w:pStyle w:val="ListParagraph"/>
-        <w:numPr>
-          <w:ilvl w:val="0"/>
-          <w:numId w:val="1"/>
-        </w:numPr>
-      </w:pPr>
-      <w:r>
-        <w:t xml:space="preserve">Here is the finished abandoned cart email swipe for [business]. I included the working file, final export, and the short checklist for approval.</w:t>
-      </w:r>
-    </w:p>
-    <w:p>
-      <w:pPr>
-        <w:pStyle w:val="ListParagraph"/>
-        <w:numPr>
-          <w:ilvl w:val="0"/>
-          <w:numId w:val="1"/>
-        </w:numPr>
-      </w:pPr>
-      <w:r>
-        <w:t xml:space="preserve">The items marked [APPROVAL NEEDED] are the only parts I would not publish/send until you confirm them.</w:t>
-      </w:r>
-    </w:p>
-    <w:p>
-      <w:pPr>
-        <w:pStyle w:val="ListParagraph"/>
-        <w:numPr>
-          <w:ilvl w:val="0"/>
-          <w:numId w:val="1"/>
-        </w:numPr>
-      </w:pPr>
-      <w:r>
-        <w:t xml:space="preserve">My recommended next step is [specific next action]. If you want me to handle that as well, I can package it as [starter/standard/retainer option].</w:t>
-      </w:r>
-    </w:p>
-    <w:p>
-      <w:pPr>
-        <w:pStyle w:val="Heading1"/>
-      </w:pPr>
-      <w:r>
-        <w:t xml:space="preserve">16 / Pricing and scope guardrails</w:t>
-      </w:r>
-    </w:p>
-    <w:p>
-      <w:pPr>
-        <w:pStyle w:val="ListParagraph"/>
-        <w:numPr>
-          <w:ilvl w:val="0"/>
-          <w:numId w:val="1"/>
-        </w:numPr>
-      </w:pPr>
-      <w:r>
-        <w:t xml:space="preserve">Starter scope: one focused deliverable, one input list, one approval round, final export.</w:t>
-      </w:r>
-    </w:p>
-    <w:p>
-      <w:pPr>
-        <w:pStyle w:val="ListParagraph"/>
-        <w:numPr>
-          <w:ilvl w:val="0"/>
-          <w:numId w:val="1"/>
-        </w:numPr>
-      </w:pPr>
-      <w:r>
-        <w:t xml:space="preserve">Standard scope: deeper audit, 2-3 deliverables, implementation notes, and two approval rounds.</w:t>
-      </w:r>
-    </w:p>
-    <w:p>
-      <w:pPr>
-        <w:pStyle w:val="ListParagraph"/>
-        <w:numPr>
-          <w:ilvl w:val="0"/>
-          <w:numId w:val="1"/>
-        </w:numPr>
-      </w:pPr>
-      <w:r>
-        <w:t xml:space="preserve">Retainer scope: recurring refresh, monthly report, or ongoing response/review workflow with a fixed cadence.</w:t>
-      </w:r>
-    </w:p>
-    <w:p>
-      <w:pPr>
-        <w:pStyle w:val="ListParagraph"/>
-        <w:numPr>
-          <w:ilvl w:val="0"/>
-          <w:numId w:val="1"/>
-        </w:numPr>
-      </w:pPr>
-      <w:r>
-        <w:t xml:space="preserve">Out of scope unless priced separately: photography, ad spend, legal review, complex integrations, custom software, printing, and guaranteed performance outcomes.</w:t>
-      </w:r>
-    </w:p>
-    <w:p>
-      <w:pPr>
-        <w:pStyle w:val="Heading1"/>
-      </w:pPr>
-      <w:r>
-        <w:t xml:space="preserve">17 / Final QA before sending</w:t>
-      </w:r>
-    </w:p>
-    <w:p>
-      <w:pPr>
-        <w:pStyle w:val="ListParagraph"/>
-        <w:numPr>
-          <w:ilvl w:val="0"/>
-          <w:numId w:val="1"/>
-        </w:numPr>
-      </w:pPr>
-      <w:r>
-        <w:t xml:space="preserve">All bracketed placeholders are replaced or intentionally marked for buyer approval.</w:t>
-      </w:r>
-    </w:p>
-    <w:p>
-      <w:pPr>
-        <w:pStyle w:val="ListParagraph"/>
-        <w:numPr>
-          <w:ilvl w:val="0"/>
-          <w:numId w:val="1"/>
-        </w:numPr>
-      </w:pPr>
-      <w:r>
-        <w:t xml:space="preserve">Every link, date, price, hour, policy, claim, and contact detail is checked against a source.</w:t>
-      </w:r>
-    </w:p>
-    <w:p>
-      <w:pPr>
-        <w:pStyle w:val="ListParagraph"/>
-        <w:numPr>
-          <w:ilvl w:val="0"/>
-          <w:numId w:val="1"/>
-        </w:numPr>
-      </w:pPr>
-      <w:r>
-        <w:t xml:space="preserve">The final file opens on another machine and the filename clearly identifies the buyer, asset, and date.</w:t>
-      </w:r>
-    </w:p>
-    <w:p>
-      <w:pPr>
-        <w:pStyle w:val="ListParagraph"/>
-        <w:numPr>
-          <w:ilvl w:val="0"/>
-          <w:numId w:val="1"/>
-        </w:numPr>
-      </w:pPr>
-      <w:r>
-        <w:t xml:space="preserve">The buyer can tell what to do next within the first 30 seconds of opening the asset.</w:t>
-      </w:r>
-    </w:p>
-    <w:p>
-      <w:pPr>
-        <w:pStyle w:val="ListParagraph"/>
-        <w:numPr>
-          <w:ilvl w:val="0"/>
-          <w:numId w:val="1"/>
-        </w:numPr>
-      </w:pPr>
-      <w:r>
-        <w:t xml:space="preserve">No income, ranking, revenue, health, legal, or advertising performance guarantee is implied.</w:t>
-      </w:r>
-    </w:p>
-    <w:p>
-      <w:pPr>
-        <w:pStyle w:val="Heading1"/>
-      </w:pPr>
-      <w:r>
-        <w:t xml:space="preserve">18 / Commercial use note</w:t>
-      </w:r>
-    </w:p>
-    <w:p>
-      <w:pPr>
-        <w:pStyle w:val="ListParagraph"/>
-        <w:numPr>
-          <w:ilvl w:val="0"/>
-          <w:numId w:val="1"/>
-        </w:numPr>
-      </w:pPr>
-      <w:r>
-        <w:t xml:space="preserve">Review every bracketed field before sending.</w:t>
-      </w:r>
-    </w:p>
-    <w:p>
-      <w:pPr>
-        <w:pStyle w:val="ListParagraph"/>
-        <w:numPr>
-          <w:ilvl w:val="0"/>
-          <w:numId w:val="1"/>
-        </w:numPr>
-      </w:pPr>
-      <w:r>
-        <w:t xml:space="preserve">Do not claim guaranteed revenue, rankings, bookings, retention, or ad performance.</w:t>
-      </w:r>
-    </w:p>
-    <w:p>
-      <w:pPr>
-        <w:pStyle w:val="ListParagraph"/>
-        <w:numPr>
-          <w:ilvl w:val="0"/>
-          <w:numId w:val="1"/>
-        </w:numPr>
-      </w:pPr>
-      <w:r>
-        <w:t xml:space="preserve">Keep buyer approval for facts, claims, prices, legal-sensitive statements, and final exports.</w:t>
+        <w:t xml:space="preserve">10 / Delivery standards (shared)</w:t>
+      </w:r>
+    </w:p>
+    <w:p>
+      <w:pPr>
+        <w:pStyle w:val="ListParagraph"/>
+        <w:numPr>
+          <w:ilvl w:val="0"/>
+          <w:numId w:val="1"/>
+        </w:numPr>
+      </w:pPr>
+      <w:r>
+        <w:t xml:space="preserve">This asset is for small shopify stores; replace bracketed fields with their specifics before sending.</w:t>
+      </w:r>
+    </w:p>
+    <w:p>
+      <w:pPr>
+        <w:pStyle w:val="ListParagraph"/>
+        <w:numPr>
+          <w:ilvl w:val="0"/>
+          <w:numId w:val="1"/>
+        </w:numPr>
+      </w:pPr>
+      <w:r>
+        <w:t xml:space="preserve">Full delivery standards - inputs to collect, evidence capture, pricing and scope guardrails, and the pre-send QA list - live once in this pack's AI Prompt Pack.</w:t>
+      </w:r>
+    </w:p>
+    <w:p>
+      <w:pPr>
+        <w:pStyle w:val="ListParagraph"/>
+        <w:numPr>
+          <w:ilvl w:val="0"/>
+          <w:numId w:val="1"/>
+        </w:numPr>
+      </w:pPr>
+      <w:r>
+        <w:t xml:space="preserve">Verify every fact, price, date, hour, link, and claim against a source, and keep approvals in writing.</w:t>
+      </w:r>
+    </w:p>
+    <w:p>
+      <w:pPr>
+        <w:pStyle w:val="ListParagraph"/>
+        <w:numPr>
+          <w:ilvl w:val="0"/>
+          <w:numId w:val="1"/>
+        </w:numPr>
+      </w:pPr>
+      <w:r>
+        <w:t xml:space="preserve">Never imply guaranteed revenue, rankings, bookings, retention, or ad performance.</w:t>
       </w:r>
     </w:p>
     <w:p>
@@ -1147,17 +718,17 @@
   <w:p>
     <w:pPr>
       <w:pBdr>
-        <w:top w:val="single" w:sz="4" w:space="3" w:color="D7DEE6"/>
+        <w:top w:val="single" w:sz="4" w:space="3" w:color="E0DFDD"/>
       </w:pBdr>
       <w:jc w:val="center"/>
     </w:pPr>
     <w:r>
       <w:rPr>
-        <w:rFonts w:ascii="Aptos" w:hAnsi="Aptos"/>
+        <w:rFonts w:ascii="Arial" w:hAnsi="Arial"/>
         <w:sz w:val="16"/>
-        <w:color w:val="5E6774"/>
+        <w:color w:val="57534E"/>
       </w:rPr>
-      <w:t xml:space="preserve">Side Hustle Stephen - The Launchpad | Shopify Cart Audit Pack | Verify facts before client use</w:t>
+      <w:t xml:space="preserve">Side Hustle Stephen - The Launchpad  /  Shopify Cart Audit Pack  /  Verify facts before client use</w:t>
     </w:r>
   </w:p>
 </w:ftr>
@@ -1169,9 +740,9 @@
     <w:lvl w:ilvl="0">
       <w:start w:val="1"/>
       <w:numFmt w:val="bullet"/>
-      <w:lvlText w:val="•"/>
-      <w:pPr>
-        <w:ind w:left="720" w:hanging="240"/>
+      <w:lvlText w:val="–"/>
+      <w:pPr>
+        <w:ind w:left="540" w:hanging="220"/>
       </w:pPr>
     </w:lvl>
   </w:abstractNum>
@@ -1186,60 +757,91 @@
   <w:style w:type="paragraph" w:default="1" w:styleId="Normal">
     <w:name w:val="Normal"/>
     <w:rPr>
-      <w:rFonts w:ascii="Aptos" w:hAnsi="Aptos"/>
+      <w:rFonts w:ascii="Arial" w:hAnsi="Arial"/>
       <w:sz w:val="21"/>
-      <w:color w:val="070A0F"/>
+      <w:color w:val="0A0A0A"/>
     </w:rPr>
     <w:pPr>
       <w:spacing w:after="150" w:line="300" w:lineRule="auto"/>
       <w:widowControl/>
     </w:pPr>
   </w:style>
+  <w:style w:type="paragraph" w:styleId="BrandBand">
+    <w:name w:val="BrandBand"/>
+    <w:rPr>
+      <w:rFonts w:ascii="Arial" w:hAnsi="Arial"/>
+      <w:b/>
+      <w:caps/>
+      <w:sz w:val="15"/>
+      <w:color w:val="0A0A0A"/>
+      <w:spacing w:val="30"/>
+    </w:rPr>
+    <w:pPr>
+      <w:pBdr>
+        <w:bottom w:val="single" w:sz="18" w:space="6" w:color="0A0A0A"/>
+      </w:pBdr>
+      <w:spacing w:before="0" w:after="240"/>
+      <w:jc w:val="left"/>
+    </w:pPr>
+  </w:style>
   <w:style w:type="paragraph" w:styleId="Title">
     <w:name w:val="Title"/>
     <w:rPr>
-      <w:rFonts w:ascii="Aptos Display" w:hAnsi="Aptos Display"/>
+      <w:rFonts w:ascii="Arial" w:hAnsi="Arial"/>
       <w:b/>
-      <w:sz w:val="50"/>
-      <w:color w:val="12172A"/>
-    </w:rPr>
-    <w:pPr>
-      <w:spacing w:before="90" w:after="140" w:line="920" w:lineRule="auto"/>
+      <w:sz w:val="56"/>
+      <w:color w:val="0A0A0A"/>
+      <w:spacing w:val="-10"/>
+    </w:rPr>
+    <w:pPr>
+      <w:spacing w:before="60" w:after="60" w:line="300" w:lineRule="auto"/>
       <w:keepNext/>
     </w:pPr>
   </w:style>
   <w:style w:type="paragraph" w:styleId="Subtitle">
     <w:name w:val="Subtitle"/>
     <w:rPr>
-      <w:rFonts w:ascii="Aptos" w:hAnsi="Aptos"/>
+      <w:rFonts w:ascii="Arial" w:hAnsi="Arial"/>
       <w:b/>
       <w:caps/>
       <w:sz w:val="16"/>
-      <w:color w:val="A53A00"/>
+      <w:color w:val="57534E"/>
     </w:rPr>
     <w:pPr>
       <w:spacing w:after="120"/>
+    </w:pPr>
+  </w:style>
+  <w:style w:type="paragraph" w:styleId="Tagline">
+    <w:name w:val="Tagline"/>
+    <w:rPr>
+      <w:rFonts w:ascii="Arial" w:hAnsi="Arial"/>
+      <w:sz w:val="22"/>
+      <w:color w:val="0A59D2"/>
+    </w:rPr>
+    <w:pPr>
+      <w:spacing w:before="0" w:after="150" w:line="300" w:lineRule="auto"/>
     </w:pPr>
   </w:style>
   <w:style w:type="paragraph" w:styleId="Lead">
     <w:name w:val="Lead"/>
     <w:rPr>
-      <w:rFonts w:ascii="Aptos" w:hAnsi="Aptos"/>
+      <w:rFonts w:ascii="Arial" w:hAnsi="Arial"/>
       <w:sz w:val="24"/>
-      <w:color w:val="5E6774"/>
-    </w:rPr>
-    <w:pPr>
-      <w:spacing w:before="80" w:after="160" w:line="340" w:lineRule="auto"/>
+      <w:color w:val="0A0A0A"/>
+    </w:rPr>
+    <w:pPr>
+      <w:spacing w:before="80" w:after="60" w:line="340" w:lineRule="auto"/>
     </w:pPr>
   </w:style>
   <w:style w:type="paragraph" w:styleId="Kicker">
     <w:name w:val="Kicker"/>
     <w:rPr>
-      <w:rFonts w:ascii="Aptos" w:hAnsi="Aptos"/>
+      <w:rFonts w:ascii="Arial" w:hAnsi="Arial"/>
       <w:b/>
       <w:caps/>
       <w:sz w:val="15"/>
-      <w:color w:val="A53A00"/>
+      <w:color w:val="57534E"/>
+      <w:spacing w:val="24"/>
     </w:rPr>
     <w:pPr>
       <w:spacing w:before="180" w:after="70"/>
@@ -1248,38 +850,39 @@
   <w:style w:type="paragraph" w:styleId="Heading1">
     <w:name w:val="heading 1"/>
     <w:rPr>
-      <w:rFonts w:ascii="Aptos Display" w:hAnsi="Aptos Display"/>
+      <w:rFonts w:ascii="Arial" w:hAnsi="Arial"/>
       <w:b/>
-      <w:sz w:val="25"/>
-      <w:color w:val="12172A"/>
+      <w:sz w:val="26"/>
+      <w:color w:val="0A0A0A"/>
+      <w:spacing w:val="-4"/>
     </w:rPr>
     <w:pPr>
       <w:keepNext/>
-      <w:spacing w:before="320" w:after="120"/>
+      <w:spacing w:before="340" w:after="130"/>
       <w:pBdr>
-        <w:bottom w:val="single" w:sz="6" w:space="5" w:color="D7DEE6"/>
+        <w:bottom w:val="single" w:sz="6" w:space="6" w:color="E0DFDD"/>
       </w:pBdr>
     </w:pPr>
   </w:style>
   <w:style w:type="paragraph" w:styleId="Heading2">
     <w:name w:val="heading 2"/>
     <w:rPr>
-      <w:rFonts w:ascii="Aptos" w:hAnsi="Aptos"/>
+      <w:rFonts w:ascii="Arial" w:hAnsi="Arial"/>
       <w:b/>
       <w:sz w:val="23"/>
-      <w:color w:val="5E6774"/>
-    </w:rPr>
-    <w:pPr>
-      <w:spacing w:after="130"/>
+      <w:color w:val="57534E"/>
+    </w:rPr>
+    <w:pPr>
+      <w:spacing w:after="60"/>
     </w:pPr>
   </w:style>
   <w:style w:type="paragraph" w:styleId="Heading3">
     <w:name w:val="heading 3"/>
     <w:rPr>
-      <w:rFonts w:ascii="Aptos" w:hAnsi="Aptos"/>
+      <w:rFonts w:ascii="Arial" w:hAnsi="Arial"/>
       <w:b/>
       <w:sz w:val="20"/>
-      <w:color w:val="12172A"/>
+      <w:color w:val="0A0A0A"/>
     </w:rPr>
     <w:pPr>
       <w:spacing w:before="150" w:after="80"/>
@@ -1288,10 +891,10 @@
   <w:style w:type="paragraph" w:styleId="Meta">
     <w:name w:val="Meta"/>
     <w:rPr>
-      <w:rFonts w:ascii="Aptos" w:hAnsi="Aptos"/>
+      <w:rFonts w:ascii="Arial" w:hAnsi="Arial"/>
       <w:b/>
       <w:sz w:val="18"/>
-      <w:color w:val="5E6774"/>
+      <w:color w:val="57534E"/>
     </w:rPr>
     <w:pPr>
       <w:spacing w:after="95"/>
@@ -1300,9 +903,9 @@
   <w:style w:type="paragraph" w:styleId="ListParagraph">
     <w:name w:val="List Paragraph"/>
     <w:rPr>
-      <w:rFonts w:ascii="Aptos" w:hAnsi="Aptos"/>
+      <w:rFonts w:ascii="Arial" w:hAnsi="Arial"/>
       <w:sz w:val="20"/>
-      <w:color w:val="070A0F"/>
+      <w:color w:val="0A0A0A"/>
     </w:rPr>
     <w:pPr>
       <w:spacing w:after="110" w:line="292" w:lineRule="auto"/>
@@ -1313,31 +916,31 @@
   <w:style w:type="paragraph" w:styleId="Checklist">
     <w:name w:val="Checklist"/>
     <w:rPr>
-      <w:rFonts w:ascii="Aptos" w:hAnsi="Aptos"/>
+      <w:rFonts w:ascii="Arial" w:hAnsi="Arial"/>
       <w:b/>
       <w:sz w:val="20"/>
-      <w:color w:val="12172A"/>
+      <w:color w:val="0A0A0A"/>
     </w:rPr>
     <w:pPr>
       <w:spacing w:after="92" w:line="280" w:lineRule="auto"/>
-      <w:shd w:fill="F7FAFC"/>
+      <w:shd w:fill="F5F3F1"/>
       <w:pBdr>
-        <w:left w:val="single" w:sz="10" w:space="8" w:color="D7DEE6"/>
+        <w:left w:val="single" w:sz="14" w:space="8" w:color="0A0A0A"/>
       </w:pBdr>
     </w:pPr>
   </w:style>
   <w:style w:type="paragraph" w:styleId="IntenseQuote">
     <w:name w:val="Intense Quote"/>
     <w:rPr>
-      <w:i/>
-      <w:color w:val="12172A"/>
+      <w:rFonts w:ascii="Arial" w:hAnsi="Arial"/>
+      <w:color w:val="0A0A0A"/>
       <w:sz w:val="20"/>
     </w:rPr>
     <w:pPr>
       <w:spacing w:before="90" w:after="170" w:line="292" w:lineRule="auto"/>
-      <w:shd w:fill="FFF1E7"/>
+      <w:shd w:fill="F5F3F1"/>
       <w:pBdr>
-        <w:left w:val="single" w:sz="18" w:space="8" w:color="D94A00"/>
+        <w:left w:val="single" w:sz="18" w:space="10" w:color="0A0A0A"/>
       </w:pBdr>
     </w:pPr>
   </w:style>

--- a/content/member-assets/shopify-cart-audit/abandoned-cart-email-swipe.docx
+++ b/content/member-assets/shopify-cart-audit/abandoned-cart-email-swipe.docx
@@ -7,7 +7,7 @@
         <w:pStyle w:val="BrandBand"/>
       </w:pPr>
       <w:r>
-        <w:t xml:space="preserve">SIDE HUSTLE STEPHEN - THE LAUNCHPAD</w:t>
+        <w:t xml:space="preserve">SIDE HUSTLE STEPHEN</w:t>
       </w:r>
     </w:p>
     <w:p>
@@ -50,22 +50,243 @@
         <w:spacing w:before="70" w:after="210"/>
       </w:pPr>
     </w:p>
-    <w:p>
-      <w:pPr>
-        <w:pStyle w:val="Meta"/>
-      </w:pPr>
-      <w:r>
-        <w:t xml:space="preserve">Buyer: Small Shopify stores</w:t>
-      </w:r>
-    </w:p>
-    <w:p>
-      <w:pPr>
-        <w:pStyle w:val="Meta"/>
-      </w:pPr>
-      <w:r>
-        <w:t xml:space="preserve">Category: Ecommerce  /  Startup cost: $0  /  First sale: 1-7 days  /  Difficulty: Medium</w:t>
-      </w:r>
-    </w:p>
+    <w:tbl>
+      <w:tblPr>
+        <w:tblW w:w="0" w:type="auto"/>
+        <w:tblInd w:w="0" w:type="dxa"/>
+        <w:tblBorders>
+          <w:top w:val="single" w:sz="6" w:color="E0DFDD"/>
+          <w:left w:val="single" w:sz="6" w:color="E0DFDD"/>
+          <w:bottom w:val="single" w:sz="6" w:color="E0DFDD"/>
+          <w:right w:val="single" w:sz="6" w:color="E0DFDD"/>
+          <w:insideH w:val="single" w:sz="4" w:color="E0DFDD"/>
+          <w:insideV w:val="single" w:sz="4" w:color="E0DFDD"/>
+        </w:tblBorders>
+        <w:tblLook w:firstRow="1" w:noHBand="0" w:noVBand="1"/>
+      </w:tblPr>
+      <w:tblGrid>
+        <w:gridCol w:w="2200"/>
+        <w:gridCol w:w="6980"/>
+      </w:tblGrid>
+      <w:tr>
+        <w:tc>
+          <w:tcPr>
+            <w:tcW w:w="2200" w:type="dxa"/>
+            <w:shd w:fill="F5F3F1"/>
+            <w:tcMar>
+              <w:top w:w="120" w:type="dxa"/>
+              <w:left w:w="150" w:type="dxa"/>
+              <w:bottom w:w="120" w:type="dxa"/>
+              <w:right w:w="150" w:type="dxa"/>
+            </w:tcMar>
+            <w:vAlign w:val="center"/>
+          </w:tcPr>
+          <w:p>
+            <w:pPr>
+              <w:pStyle w:val="TableLabel"/>
+            </w:pPr>
+            <w:r>
+              <w:t xml:space="preserve">Buyer</w:t>
+            </w:r>
+          </w:p>
+        </w:tc>
+        <w:tc>
+          <w:tcPr>
+            <w:tcW w:w="6980" w:type="dxa"/>
+            <w:shd w:fill="F5F3F1"/>
+            <w:tcMar>
+              <w:top w:w="120" w:type="dxa"/>
+              <w:left w:w="150" w:type="dxa"/>
+              <w:bottom w:w="120" w:type="dxa"/>
+              <w:right w:w="150" w:type="dxa"/>
+            </w:tcMar>
+            <w:vAlign w:val="center"/>
+          </w:tcPr>
+          <w:p>
+            <w:pPr>
+              <w:pStyle w:val="TableCell"/>
+            </w:pPr>
+            <w:r>
+              <w:t xml:space="preserve">Small Shopify stores</w:t>
+            </w:r>
+          </w:p>
+        </w:tc>
+      </w:tr>
+      <w:tr>
+        <w:tc>
+          <w:tcPr>
+            <w:tcW w:w="2200" w:type="dxa"/>
+            <w:shd w:fill="F5F3F1"/>
+            <w:tcMar>
+              <w:top w:w="120" w:type="dxa"/>
+              <w:left w:w="150" w:type="dxa"/>
+              <w:bottom w:w="120" w:type="dxa"/>
+              <w:right w:w="150" w:type="dxa"/>
+            </w:tcMar>
+            <w:vAlign w:val="center"/>
+          </w:tcPr>
+          <w:p>
+            <w:pPr>
+              <w:pStyle w:val="TableLabel"/>
+            </w:pPr>
+            <w:r>
+              <w:t xml:space="preserve">Category</w:t>
+            </w:r>
+          </w:p>
+        </w:tc>
+        <w:tc>
+          <w:tcPr>
+            <w:tcW w:w="6980" w:type="dxa"/>
+            <w:tcMar>
+              <w:top w:w="120" w:type="dxa"/>
+              <w:left w:w="150" w:type="dxa"/>
+              <w:bottom w:w="120" w:type="dxa"/>
+              <w:right w:w="150" w:type="dxa"/>
+            </w:tcMar>
+            <w:vAlign w:val="center"/>
+          </w:tcPr>
+          <w:p>
+            <w:pPr>
+              <w:pStyle w:val="TableCell"/>
+            </w:pPr>
+            <w:r>
+              <w:t xml:space="preserve">Ecommerce</w:t>
+            </w:r>
+          </w:p>
+        </w:tc>
+      </w:tr>
+      <w:tr>
+        <w:tc>
+          <w:tcPr>
+            <w:tcW w:w="2200" w:type="dxa"/>
+            <w:shd w:fill="F5F3F1"/>
+            <w:tcMar>
+              <w:top w:w="120" w:type="dxa"/>
+              <w:left w:w="150" w:type="dxa"/>
+              <w:bottom w:w="120" w:type="dxa"/>
+              <w:right w:w="150" w:type="dxa"/>
+            </w:tcMar>
+            <w:vAlign w:val="center"/>
+          </w:tcPr>
+          <w:p>
+            <w:pPr>
+              <w:pStyle w:val="TableLabel"/>
+            </w:pPr>
+            <w:r>
+              <w:t xml:space="preserve">Startup cost</w:t>
+            </w:r>
+          </w:p>
+        </w:tc>
+        <w:tc>
+          <w:tcPr>
+            <w:tcW w:w="6980" w:type="dxa"/>
+            <w:shd w:fill="F5F3F1"/>
+            <w:tcMar>
+              <w:top w:w="120" w:type="dxa"/>
+              <w:left w:w="150" w:type="dxa"/>
+              <w:bottom w:w="120" w:type="dxa"/>
+              <w:right w:w="150" w:type="dxa"/>
+            </w:tcMar>
+            <w:vAlign w:val="center"/>
+          </w:tcPr>
+          <w:p>
+            <w:pPr>
+              <w:pStyle w:val="TableCell"/>
+            </w:pPr>
+            <w:r>
+              <w:t xml:space="preserve">$0</w:t>
+            </w:r>
+          </w:p>
+        </w:tc>
+      </w:tr>
+      <w:tr>
+        <w:tc>
+          <w:tcPr>
+            <w:tcW w:w="2200" w:type="dxa"/>
+            <w:shd w:fill="F5F3F1"/>
+            <w:tcMar>
+              <w:top w:w="120" w:type="dxa"/>
+              <w:left w:w="150" w:type="dxa"/>
+              <w:bottom w:w="120" w:type="dxa"/>
+              <w:right w:w="150" w:type="dxa"/>
+            </w:tcMar>
+            <w:vAlign w:val="center"/>
+          </w:tcPr>
+          <w:p>
+            <w:pPr>
+              <w:pStyle w:val="TableLabel"/>
+            </w:pPr>
+            <w:r>
+              <w:t xml:space="preserve">First sale</w:t>
+            </w:r>
+          </w:p>
+        </w:tc>
+        <w:tc>
+          <w:tcPr>
+            <w:tcW w:w="6980" w:type="dxa"/>
+            <w:tcMar>
+              <w:top w:w="120" w:type="dxa"/>
+              <w:left w:w="150" w:type="dxa"/>
+              <w:bottom w:w="120" w:type="dxa"/>
+              <w:right w:w="150" w:type="dxa"/>
+            </w:tcMar>
+            <w:vAlign w:val="center"/>
+          </w:tcPr>
+          <w:p>
+            <w:pPr>
+              <w:pStyle w:val="TableCell"/>
+            </w:pPr>
+            <w:r>
+              <w:t xml:space="preserve">1-7 days</w:t>
+            </w:r>
+          </w:p>
+        </w:tc>
+      </w:tr>
+      <w:tr>
+        <w:tc>
+          <w:tcPr>
+            <w:tcW w:w="2200" w:type="dxa"/>
+            <w:shd w:fill="F5F3F1"/>
+            <w:tcMar>
+              <w:top w:w="120" w:type="dxa"/>
+              <w:left w:w="150" w:type="dxa"/>
+              <w:bottom w:w="120" w:type="dxa"/>
+              <w:right w:w="150" w:type="dxa"/>
+            </w:tcMar>
+            <w:vAlign w:val="center"/>
+          </w:tcPr>
+          <w:p>
+            <w:pPr>
+              <w:pStyle w:val="TableLabel"/>
+            </w:pPr>
+            <w:r>
+              <w:t xml:space="preserve">Difficulty</w:t>
+            </w:r>
+          </w:p>
+        </w:tc>
+        <w:tc>
+          <w:tcPr>
+            <w:tcW w:w="6980" w:type="dxa"/>
+            <w:shd w:fill="F5F3F1"/>
+            <w:tcMar>
+              <w:top w:w="120" w:type="dxa"/>
+              <w:left w:w="150" w:type="dxa"/>
+              <w:bottom w:w="120" w:type="dxa"/>
+              <w:right w:w="150" w:type="dxa"/>
+            </w:tcMar>
+            <w:vAlign w:val="center"/>
+          </w:tcPr>
+          <w:p>
+            <w:pPr>
+              <w:pStyle w:val="TableCell"/>
+            </w:pPr>
+            <w:r>
+              <w:t xml:space="preserve">Medium</w:t>
+            </w:r>
+          </w:p>
+        </w:tc>
+      </w:tr>
+    </w:tbl>
     <w:p>
       <w:pPr>
         <w:pStyle w:val="Kicker"/>
@@ -87,36 +308,849 @@
         <w:pStyle w:val="Kicker"/>
       </w:pPr>
       <w:r>
-        <w:t>IN THIS DOCUMENT</w:t>
-      </w:r>
-    </w:p>
-    <w:p>
-      <w:pPr>
-        <w:rPr>
-          <w:color w:val="57534E"/>
-          <w:sz w:val="18"/>
-        </w:rPr>
-      </w:pPr>
-      <w:r>
-        <w:fldChar w:fldCharType="begin"/>
-      </w:r>
-      <w:r>
-        <w:instrText xml:space="preserve"> TOC \o "1-1" \h \z \u </w:instrText>
-      </w:r>
-      <w:r>
-        <w:fldChar w:fldCharType="separate"/>
-      </w:r>
-      <w:r>
-        <w:rPr>
-          <w:color w:val="57534E"/>
-          <w:sz w:val="18"/>
-        </w:rPr>
-        <w:t xml:space="preserve">Right-click and choose Update Field to build the contents.</w:t>
-      </w:r>
-      <w:r>
-        <w:fldChar w:fldCharType="end"/>
-      </w:r>
-    </w:p>
+        <w:t xml:space="preserve">Launch action board</w:t>
+      </w:r>
+    </w:p>
+    <w:tbl>
+      <w:tblPr>
+        <w:tblW w:w="0" w:type="auto"/>
+        <w:tblInd w:w="0" w:type="dxa"/>
+        <w:tblBorders>
+          <w:top w:val="single" w:sz="6" w:color="E0DFDD"/>
+          <w:left w:val="single" w:sz="6" w:color="E0DFDD"/>
+          <w:bottom w:val="single" w:sz="6" w:color="E0DFDD"/>
+          <w:right w:val="single" w:sz="6" w:color="E0DFDD"/>
+          <w:insideH w:val="single" w:sz="4" w:color="E0DFDD"/>
+          <w:insideV w:val="single" w:sz="4" w:color="E0DFDD"/>
+        </w:tblBorders>
+        <w:tblLook w:firstRow="1" w:noHBand="0" w:noVBand="1"/>
+      </w:tblPr>
+      <w:tblGrid>
+        <w:gridCol w:w="1620"/>
+        <w:gridCol w:w="3960"/>
+        <w:gridCol w:w="3600"/>
+      </w:tblGrid>
+      <w:tr>
+        <w:tc>
+          <w:tcPr>
+            <w:tcW w:w="1620" w:type="dxa"/>
+            <w:shd w:fill="0A0A0A"/>
+            <w:tcMar>
+              <w:top w:w="120" w:type="dxa"/>
+              <w:left w:w="150" w:type="dxa"/>
+              <w:bottom w:w="120" w:type="dxa"/>
+              <w:right w:w="150" w:type="dxa"/>
+            </w:tcMar>
+            <w:vAlign w:val="center"/>
+          </w:tcPr>
+          <w:p>
+            <w:pPr>
+              <w:pStyle w:val="TableHeader"/>
+            </w:pPr>
+            <w:r>
+              <w:t xml:space="preserve">Move</w:t>
+            </w:r>
+          </w:p>
+        </w:tc>
+        <w:tc>
+          <w:tcPr>
+            <w:tcW w:w="3960" w:type="dxa"/>
+            <w:shd w:fill="0A0A0A"/>
+            <w:tcMar>
+              <w:top w:w="120" w:type="dxa"/>
+              <w:left w:w="150" w:type="dxa"/>
+              <w:bottom w:w="120" w:type="dxa"/>
+              <w:right w:w="150" w:type="dxa"/>
+            </w:tcMar>
+            <w:vAlign w:val="center"/>
+          </w:tcPr>
+          <w:p>
+            <w:pPr>
+              <w:pStyle w:val="TableHeader"/>
+            </w:pPr>
+            <w:r>
+              <w:t xml:space="preserve">What to check</w:t>
+            </w:r>
+          </w:p>
+        </w:tc>
+        <w:tc>
+          <w:tcPr>
+            <w:tcW w:w="3600" w:type="dxa"/>
+            <w:shd w:fill="0A0A0A"/>
+            <w:tcMar>
+              <w:top w:w="120" w:type="dxa"/>
+              <w:left w:w="150" w:type="dxa"/>
+              <w:bottom w:w="120" w:type="dxa"/>
+              <w:right w:w="150" w:type="dxa"/>
+            </w:tcMar>
+            <w:vAlign w:val="center"/>
+          </w:tcPr>
+          <w:p>
+            <w:pPr>
+              <w:pStyle w:val="TableHeader"/>
+            </w:pPr>
+            <w:r>
+              <w:t xml:space="preserve">Output</w:t>
+            </w:r>
+          </w:p>
+        </w:tc>
+      </w:tr>
+      <w:tr>
+        <w:tc>
+          <w:tcPr>
+            <w:tcW w:w="1620" w:type="dxa"/>
+            <w:shd w:fill="F5F3F1"/>
+            <w:tcMar>
+              <w:top w:w="120" w:type="dxa"/>
+              <w:left w:w="150" w:type="dxa"/>
+              <w:bottom w:w="120" w:type="dxa"/>
+              <w:right w:w="150" w:type="dxa"/>
+            </w:tcMar>
+            <w:vAlign w:val="center"/>
+          </w:tcPr>
+          <w:p>
+            <w:pPr>
+              <w:pStyle w:val="TableCell"/>
+            </w:pPr>
+            <w:r>
+              <w:t xml:space="preserve">1. Scope</w:t>
+            </w:r>
+          </w:p>
+        </w:tc>
+        <w:tc>
+          <w:tcPr>
+            <w:tcW w:w="3960" w:type="dxa"/>
+            <w:shd w:fill="F5F3F1"/>
+            <w:tcMar>
+              <w:top w:w="120" w:type="dxa"/>
+              <w:left w:w="150" w:type="dxa"/>
+              <w:bottom w:w="120" w:type="dxa"/>
+              <w:right w:w="150" w:type="dxa"/>
+            </w:tcMar>
+            <w:vAlign w:val="center"/>
+          </w:tcPr>
+          <w:p>
+            <w:pPr>
+              <w:pStyle w:val="TableCell"/>
+            </w:pPr>
+            <w:r>
+              <w:t xml:space="preserve">Buyer, input files, sensitive claims, approval owner</w:t>
+            </w:r>
+          </w:p>
+        </w:tc>
+        <w:tc>
+          <w:tcPr>
+            <w:tcW w:w="3600" w:type="dxa"/>
+            <w:shd w:fill="F5F3F1"/>
+            <w:tcMar>
+              <w:top w:w="120" w:type="dxa"/>
+              <w:left w:w="150" w:type="dxa"/>
+              <w:bottom w:w="120" w:type="dxa"/>
+              <w:right w:w="150" w:type="dxa"/>
+            </w:tcMar>
+            <w:vAlign w:val="center"/>
+          </w:tcPr>
+          <w:p>
+            <w:pPr>
+              <w:pStyle w:val="TableCell"/>
+            </w:pPr>
+            <w:r>
+              <w:t xml:space="preserve">Clean project brief</w:t>
+            </w:r>
+          </w:p>
+        </w:tc>
+      </w:tr>
+      <w:tr>
+        <w:tc>
+          <w:tcPr>
+            <w:tcW w:w="1620" w:type="dxa"/>
+            <w:tcMar>
+              <w:top w:w="120" w:type="dxa"/>
+              <w:left w:w="150" w:type="dxa"/>
+              <w:bottom w:w="120" w:type="dxa"/>
+              <w:right w:w="150" w:type="dxa"/>
+            </w:tcMar>
+            <w:vAlign w:val="center"/>
+          </w:tcPr>
+          <w:p>
+            <w:pPr>
+              <w:pStyle w:val="TableCell"/>
+            </w:pPr>
+            <w:r>
+              <w:t xml:space="preserve">2. Build</w:t>
+            </w:r>
+          </w:p>
+        </w:tc>
+        <w:tc>
+          <w:tcPr>
+            <w:tcW w:w="3960" w:type="dxa"/>
+            <w:tcMar>
+              <w:top w:w="120" w:type="dxa"/>
+              <w:left w:w="150" w:type="dxa"/>
+              <w:bottom w:w="120" w:type="dxa"/>
+              <w:right w:w="150" w:type="dxa"/>
+            </w:tcMar>
+            <w:vAlign w:val="center"/>
+          </w:tcPr>
+          <w:p>
+            <w:pPr>
+              <w:pStyle w:val="TableCell"/>
+            </w:pPr>
+            <w:r>
+              <w:t xml:space="preserve">Use the template, prompts, checklist, or workbook sections</w:t>
+            </w:r>
+          </w:p>
+        </w:tc>
+        <w:tc>
+          <w:tcPr>
+            <w:tcW w:w="3600" w:type="dxa"/>
+            <w:tcMar>
+              <w:top w:w="120" w:type="dxa"/>
+              <w:left w:w="150" w:type="dxa"/>
+              <w:bottom w:w="120" w:type="dxa"/>
+              <w:right w:w="150" w:type="dxa"/>
+            </w:tcMar>
+            <w:vAlign w:val="center"/>
+          </w:tcPr>
+          <w:p>
+            <w:pPr>
+              <w:pStyle w:val="TableCell"/>
+            </w:pPr>
+            <w:r>
+              <w:t xml:space="preserve">Buyer-specific asset</w:t>
+            </w:r>
+          </w:p>
+        </w:tc>
+      </w:tr>
+      <w:tr>
+        <w:tc>
+          <w:tcPr>
+            <w:tcW w:w="1620" w:type="dxa"/>
+            <w:shd w:fill="F5F3F1"/>
+            <w:tcMar>
+              <w:top w:w="120" w:type="dxa"/>
+              <w:left w:w="150" w:type="dxa"/>
+              <w:bottom w:w="120" w:type="dxa"/>
+              <w:right w:w="150" w:type="dxa"/>
+            </w:tcMar>
+            <w:vAlign w:val="center"/>
+          </w:tcPr>
+          <w:p>
+            <w:pPr>
+              <w:pStyle w:val="TableCell"/>
+            </w:pPr>
+            <w:r>
+              <w:t xml:space="preserve">3. Approve</w:t>
+            </w:r>
+          </w:p>
+        </w:tc>
+        <w:tc>
+          <w:tcPr>
+            <w:tcW w:w="3960" w:type="dxa"/>
+            <w:shd w:fill="F5F3F1"/>
+            <w:tcMar>
+              <w:top w:w="120" w:type="dxa"/>
+              <w:left w:w="150" w:type="dxa"/>
+              <w:bottom w:w="120" w:type="dxa"/>
+              <w:right w:w="150" w:type="dxa"/>
+            </w:tcMar>
+            <w:vAlign w:val="center"/>
+          </w:tcPr>
+          <w:p>
+            <w:pPr>
+              <w:pStyle w:val="TableCell"/>
+            </w:pPr>
+            <w:r>
+              <w:t xml:space="preserve">Facts, prices, dates, links, policies, and public claims</w:t>
+            </w:r>
+          </w:p>
+        </w:tc>
+        <w:tc>
+          <w:tcPr>
+            <w:tcW w:w="3600" w:type="dxa"/>
+            <w:shd w:fill="F5F3F1"/>
+            <w:tcMar>
+              <w:top w:w="120" w:type="dxa"/>
+              <w:left w:w="150" w:type="dxa"/>
+              <w:bottom w:w="120" w:type="dxa"/>
+              <w:right w:w="150" w:type="dxa"/>
+            </w:tcMar>
+            <w:vAlign w:val="center"/>
+          </w:tcPr>
+          <w:p>
+            <w:pPr>
+              <w:pStyle w:val="TableCell"/>
+            </w:pPr>
+            <w:r>
+              <w:t xml:space="preserve">Approved final version</w:t>
+            </w:r>
+          </w:p>
+        </w:tc>
+      </w:tr>
+      <w:tr>
+        <w:tc>
+          <w:tcPr>
+            <w:tcW w:w="1620" w:type="dxa"/>
+            <w:tcMar>
+              <w:top w:w="120" w:type="dxa"/>
+              <w:left w:w="150" w:type="dxa"/>
+              <w:bottom w:w="120" w:type="dxa"/>
+              <w:right w:w="150" w:type="dxa"/>
+            </w:tcMar>
+            <w:vAlign w:val="center"/>
+          </w:tcPr>
+          <w:p>
+            <w:pPr>
+              <w:pStyle w:val="TableCell"/>
+            </w:pPr>
+            <w:r>
+              <w:t xml:space="preserve">4. Follow up</w:t>
+            </w:r>
+          </w:p>
+        </w:tc>
+        <w:tc>
+          <w:tcPr>
+            <w:tcW w:w="3960" w:type="dxa"/>
+            <w:tcMar>
+              <w:top w:w="120" w:type="dxa"/>
+              <w:left w:w="150" w:type="dxa"/>
+              <w:bottom w:w="120" w:type="dxa"/>
+              <w:right w:w="150" w:type="dxa"/>
+            </w:tcMar>
+            <w:vAlign w:val="center"/>
+          </w:tcPr>
+          <w:p>
+            <w:pPr>
+              <w:pStyle w:val="TableCell"/>
+            </w:pPr>
+            <w:r>
+              <w:t xml:space="preserve">Next refresh, retainer, or second sprint</w:t>
+            </w:r>
+          </w:p>
+        </w:tc>
+        <w:tc>
+          <w:tcPr>
+            <w:tcW w:w="3600" w:type="dxa"/>
+            <w:tcMar>
+              <w:top w:w="120" w:type="dxa"/>
+              <w:left w:w="150" w:type="dxa"/>
+              <w:bottom w:w="120" w:type="dxa"/>
+              <w:right w:w="150" w:type="dxa"/>
+            </w:tcMar>
+            <w:vAlign w:val="center"/>
+          </w:tcPr>
+          <w:p>
+            <w:pPr>
+              <w:pStyle w:val="TableCell"/>
+            </w:pPr>
+            <w:r>
+              <w:t xml:space="preserve">Clear paid next step</w:t>
+            </w:r>
+          </w:p>
+        </w:tc>
+      </w:tr>
+    </w:tbl>
+    <w:p>
+      <w:pPr>
+        <w:pStyle w:val="Kicker"/>
+      </w:pPr>
+      <w:r>
+        <w:t xml:space="preserve">In this document</w:t>
+      </w:r>
+    </w:p>
+    <w:tbl>
+      <w:tblPr>
+        <w:tblW w:w="0" w:type="auto"/>
+        <w:tblInd w:w="0" w:type="dxa"/>
+        <w:tblBorders>
+          <w:top w:val="single" w:sz="6" w:color="E0DFDD"/>
+          <w:left w:val="single" w:sz="6" w:color="E0DFDD"/>
+          <w:bottom w:val="single" w:sz="6" w:color="E0DFDD"/>
+          <w:right w:val="single" w:sz="6" w:color="E0DFDD"/>
+          <w:insideH w:val="single" w:sz="4" w:color="E0DFDD"/>
+          <w:insideV w:val="single" w:sz="4" w:color="E0DFDD"/>
+        </w:tblBorders>
+        <w:tblLook w:firstRow="1" w:noHBand="0" w:noVBand="1"/>
+      </w:tblPr>
+      <w:tblGrid>
+        <w:gridCol w:w="1180"/>
+        <w:gridCol w:w="7940"/>
+      </w:tblGrid>
+      <w:tr>
+        <w:tc>
+          <w:tcPr>
+            <w:tcW w:w="1180" w:type="dxa"/>
+            <w:shd w:fill="0A0A0A"/>
+            <w:tcMar>
+              <w:top w:w="120" w:type="dxa"/>
+              <w:left w:w="150" w:type="dxa"/>
+              <w:bottom w:w="120" w:type="dxa"/>
+              <w:right w:w="150" w:type="dxa"/>
+            </w:tcMar>
+            <w:vAlign w:val="center"/>
+          </w:tcPr>
+          <w:p>
+            <w:pPr>
+              <w:pStyle w:val="TableHeader"/>
+            </w:pPr>
+            <w:r>
+              <w:t xml:space="preserve">Section</w:t>
+            </w:r>
+          </w:p>
+        </w:tc>
+        <w:tc>
+          <w:tcPr>
+            <w:tcW w:w="7940" w:type="dxa"/>
+            <w:shd w:fill="0A0A0A"/>
+            <w:tcMar>
+              <w:top w:w="120" w:type="dxa"/>
+              <w:left w:w="150" w:type="dxa"/>
+              <w:bottom w:w="120" w:type="dxa"/>
+              <w:right w:w="150" w:type="dxa"/>
+            </w:tcMar>
+            <w:vAlign w:val="center"/>
+          </w:tcPr>
+          <w:p>
+            <w:pPr>
+              <w:pStyle w:val="TableHeader"/>
+            </w:pPr>
+            <w:r>
+              <w:t xml:space="preserve">What it covers</w:t>
+            </w:r>
+          </w:p>
+        </w:tc>
+      </w:tr>
+      <w:tr>
+        <w:tc>
+          <w:tcPr>
+            <w:tcW w:w="1180" w:type="dxa"/>
+            <w:shd w:fill="F5F3F1"/>
+            <w:tcMar>
+              <w:top w:w="120" w:type="dxa"/>
+              <w:left w:w="150" w:type="dxa"/>
+              <w:bottom w:w="120" w:type="dxa"/>
+              <w:right w:w="150" w:type="dxa"/>
+            </w:tcMar>
+            <w:vAlign w:val="center"/>
+          </w:tcPr>
+          <w:p>
+            <w:pPr>
+              <w:pStyle w:val="TableCell"/>
+            </w:pPr>
+            <w:r>
+              <w:t xml:space="preserve">01</w:t>
+            </w:r>
+          </w:p>
+        </w:tc>
+        <w:tc>
+          <w:tcPr>
+            <w:tcW w:w="7940" w:type="dxa"/>
+            <w:shd w:fill="F5F3F1"/>
+            <w:tcMar>
+              <w:top w:w="120" w:type="dxa"/>
+              <w:left w:w="150" w:type="dxa"/>
+              <w:bottom w:w="120" w:type="dxa"/>
+              <w:right w:w="150" w:type="dxa"/>
+            </w:tcMar>
+            <w:vAlign w:val="center"/>
+          </w:tcPr>
+          <w:p>
+            <w:pPr>
+              <w:pStyle w:val="TableCell"/>
+            </w:pPr>
+            <w:r>
+              <w:t xml:space="preserve">Flow assumptions — Use only after the brand confirms consent and email platform rules.</w:t>
+            </w:r>
+          </w:p>
+        </w:tc>
+      </w:tr>
+      <w:tr>
+        <w:tc>
+          <w:tcPr>
+            <w:tcW w:w="1180" w:type="dxa"/>
+            <w:tcMar>
+              <w:top w:w="120" w:type="dxa"/>
+              <w:left w:w="150" w:type="dxa"/>
+              <w:bottom w:w="120" w:type="dxa"/>
+              <w:right w:w="150" w:type="dxa"/>
+            </w:tcMar>
+            <w:vAlign w:val="center"/>
+          </w:tcPr>
+          <w:p>
+            <w:pPr>
+              <w:pStyle w:val="TableCell"/>
+            </w:pPr>
+            <w:r>
+              <w:t xml:space="preserve">02</w:t>
+            </w:r>
+          </w:p>
+        </w:tc>
+        <w:tc>
+          <w:tcPr>
+            <w:tcW w:w="7940" w:type="dxa"/>
+            <w:tcMar>
+              <w:top w:w="120" w:type="dxa"/>
+              <w:left w:w="150" w:type="dxa"/>
+              <w:bottom w:w="120" w:type="dxa"/>
+              <w:right w:w="150" w:type="dxa"/>
+            </w:tcMar>
+            <w:vAlign w:val="center"/>
+          </w:tcPr>
+          <w:p>
+            <w:pPr>
+              <w:pStyle w:val="TableCell"/>
+            </w:pPr>
+            <w:r>
+              <w:t xml:space="preserve">Email 1: 1-3 hours after abandonment — Subject: still deciding on [Product]?</w:t>
+            </w:r>
+          </w:p>
+        </w:tc>
+      </w:tr>
+      <w:tr>
+        <w:tc>
+          <w:tcPr>
+            <w:tcW w:w="1180" w:type="dxa"/>
+            <w:shd w:fill="F5F3F1"/>
+            <w:tcMar>
+              <w:top w:w="120" w:type="dxa"/>
+              <w:left w:w="150" w:type="dxa"/>
+              <w:bottom w:w="120" w:type="dxa"/>
+              <w:right w:w="150" w:type="dxa"/>
+            </w:tcMar>
+            <w:vAlign w:val="center"/>
+          </w:tcPr>
+          <w:p>
+            <w:pPr>
+              <w:pStyle w:val="TableCell"/>
+            </w:pPr>
+            <w:r>
+              <w:t xml:space="preserve">03</w:t>
+            </w:r>
+          </w:p>
+        </w:tc>
+        <w:tc>
+          <w:tcPr>
+            <w:tcW w:w="7940" w:type="dxa"/>
+            <w:shd w:fill="F5F3F1"/>
+            <w:tcMar>
+              <w:top w:w="120" w:type="dxa"/>
+              <w:left w:w="150" w:type="dxa"/>
+              <w:bottom w:w="120" w:type="dxa"/>
+              <w:right w:w="150" w:type="dxa"/>
+            </w:tcMar>
+            <w:vAlign w:val="center"/>
+          </w:tcPr>
+          <w:p>
+            <w:pPr>
+              <w:pStyle w:val="TableCell"/>
+            </w:pPr>
+            <w:r>
+              <w:t xml:space="preserve">Email 2: 18-24 hours after abandonment — Subject: a couple of details people check before ordering</w:t>
+            </w:r>
+          </w:p>
+        </w:tc>
+      </w:tr>
+      <w:tr>
+        <w:tc>
+          <w:tcPr>
+            <w:tcW w:w="1180" w:type="dxa"/>
+            <w:tcMar>
+              <w:top w:w="120" w:type="dxa"/>
+              <w:left w:w="150" w:type="dxa"/>
+              <w:bottom w:w="120" w:type="dxa"/>
+              <w:right w:w="150" w:type="dxa"/>
+            </w:tcMar>
+            <w:vAlign w:val="center"/>
+          </w:tcPr>
+          <w:p>
+            <w:pPr>
+              <w:pStyle w:val="TableCell"/>
+            </w:pPr>
+            <w:r>
+              <w:t xml:space="preserve">04</w:t>
+            </w:r>
+          </w:p>
+        </w:tc>
+        <w:tc>
+          <w:tcPr>
+            <w:tcW w:w="7940" w:type="dxa"/>
+            <w:tcMar>
+              <w:top w:w="120" w:type="dxa"/>
+              <w:left w:w="150" w:type="dxa"/>
+              <w:bottom w:w="120" w:type="dxa"/>
+              <w:right w:w="150" w:type="dxa"/>
+            </w:tcMar>
+            <w:vAlign w:val="center"/>
+          </w:tcPr>
+          <w:p>
+            <w:pPr>
+              <w:pStyle w:val="TableCell"/>
+            </w:pPr>
+            <w:r>
+              <w:t xml:space="preserve">Email 3: 48-72 hours after abandonment — Subject: should we keep this aside?</w:t>
+            </w:r>
+          </w:p>
+        </w:tc>
+      </w:tr>
+      <w:tr>
+        <w:tc>
+          <w:tcPr>
+            <w:tcW w:w="1180" w:type="dxa"/>
+            <w:shd w:fill="F5F3F1"/>
+            <w:tcMar>
+              <w:top w:w="120" w:type="dxa"/>
+              <w:left w:w="150" w:type="dxa"/>
+              <w:bottom w:w="120" w:type="dxa"/>
+              <w:right w:w="150" w:type="dxa"/>
+            </w:tcMar>
+            <w:vAlign w:val="center"/>
+          </w:tcPr>
+          <w:p>
+            <w:pPr>
+              <w:pStyle w:val="TableCell"/>
+            </w:pPr>
+            <w:r>
+              <w:t xml:space="preserve">05</w:t>
+            </w:r>
+          </w:p>
+        </w:tc>
+        <w:tc>
+          <w:tcPr>
+            <w:tcW w:w="7940" w:type="dxa"/>
+            <w:shd w:fill="F5F3F1"/>
+            <w:tcMar>
+              <w:top w:w="120" w:type="dxa"/>
+              <w:left w:w="150" w:type="dxa"/>
+              <w:bottom w:w="120" w:type="dxa"/>
+              <w:right w:w="150" w:type="dxa"/>
+            </w:tcMar>
+            <w:vAlign w:val="center"/>
+          </w:tcPr>
+          <w:p>
+            <w:pPr>
+              <w:pStyle w:val="TableCell"/>
+            </w:pPr>
+            <w:r>
+              <w:t xml:space="preserve">Segment variants — High AOV: emphasize support, guarantees, delivery confidence, and proof.</w:t>
+            </w:r>
+          </w:p>
+        </w:tc>
+      </w:tr>
+      <w:tr>
+        <w:tc>
+          <w:tcPr>
+            <w:tcW w:w="1180" w:type="dxa"/>
+            <w:tcMar>
+              <w:top w:w="120" w:type="dxa"/>
+              <w:left w:w="150" w:type="dxa"/>
+              <w:bottom w:w="120" w:type="dxa"/>
+              <w:right w:w="150" w:type="dxa"/>
+            </w:tcMar>
+            <w:vAlign w:val="center"/>
+          </w:tcPr>
+          <w:p>
+            <w:pPr>
+              <w:pStyle w:val="TableCell"/>
+            </w:pPr>
+            <w:r>
+              <w:t xml:space="preserve">06</w:t>
+            </w:r>
+          </w:p>
+        </w:tc>
+        <w:tc>
+          <w:tcPr>
+            <w:tcW w:w="7940" w:type="dxa"/>
+            <w:tcMar>
+              <w:top w:w="120" w:type="dxa"/>
+              <w:left w:w="150" w:type="dxa"/>
+              <w:bottom w:w="120" w:type="dxa"/>
+              <w:right w:w="150" w:type="dxa"/>
+            </w:tcMar>
+            <w:vAlign w:val="center"/>
+          </w:tcPr>
+          <w:p>
+            <w:pPr>
+              <w:pStyle w:val="TableCell"/>
+            </w:pPr>
+            <w:r>
+              <w:t xml:space="preserve">Filled example: skincare product — Subject: still deciding on the Barrier Repair Cream?</w:t>
+            </w:r>
+          </w:p>
+        </w:tc>
+      </w:tr>
+      <w:tr>
+        <w:tc>
+          <w:tcPr>
+            <w:tcW w:w="1180" w:type="dxa"/>
+            <w:shd w:fill="F5F3F1"/>
+            <w:tcMar>
+              <w:top w:w="120" w:type="dxa"/>
+              <w:left w:w="150" w:type="dxa"/>
+              <w:bottom w:w="120" w:type="dxa"/>
+              <w:right w:w="150" w:type="dxa"/>
+            </w:tcMar>
+            <w:vAlign w:val="center"/>
+          </w:tcPr>
+          <w:p>
+            <w:pPr>
+              <w:pStyle w:val="TableCell"/>
+            </w:pPr>
+            <w:r>
+              <w:t xml:space="preserve">07</w:t>
+            </w:r>
+          </w:p>
+        </w:tc>
+        <w:tc>
+          <w:tcPr>
+            <w:tcW w:w="7940" w:type="dxa"/>
+            <w:shd w:fill="F5F3F1"/>
+            <w:tcMar>
+              <w:top w:w="120" w:type="dxa"/>
+              <w:left w:w="150" w:type="dxa"/>
+              <w:bottom w:w="120" w:type="dxa"/>
+              <w:right w:w="150" w:type="dxa"/>
+            </w:tcMar>
+            <w:vAlign w:val="center"/>
+          </w:tcPr>
+          <w:p>
+            <w:pPr>
+              <w:pStyle w:val="TableCell"/>
+            </w:pPr>
+            <w:r>
+              <w:t xml:space="preserve">Compliance checklist — Sender identity is clear.</w:t>
+            </w:r>
+          </w:p>
+        </w:tc>
+      </w:tr>
+      <w:tr>
+        <w:tc>
+          <w:tcPr>
+            <w:tcW w:w="1180" w:type="dxa"/>
+            <w:tcMar>
+              <w:top w:w="120" w:type="dxa"/>
+              <w:left w:w="150" w:type="dxa"/>
+              <w:bottom w:w="120" w:type="dxa"/>
+              <w:right w:w="150" w:type="dxa"/>
+            </w:tcMar>
+            <w:vAlign w:val="center"/>
+          </w:tcPr>
+          <w:p>
+            <w:pPr>
+              <w:pStyle w:val="TableCell"/>
+            </w:pPr>
+            <w:r>
+              <w:t xml:space="preserve">08</w:t>
+            </w:r>
+          </w:p>
+        </w:tc>
+        <w:tc>
+          <w:tcPr>
+            <w:tcW w:w="7940" w:type="dxa"/>
+            <w:tcMar>
+              <w:top w:w="120" w:type="dxa"/>
+              <w:left w:w="150" w:type="dxa"/>
+              <w:bottom w:w="120" w:type="dxa"/>
+              <w:right w:w="150" w:type="dxa"/>
+            </w:tcMar>
+            <w:vAlign w:val="center"/>
+          </w:tcPr>
+          <w:p>
+            <w:pPr>
+              <w:pStyle w:val="TableCell"/>
+            </w:pPr>
+            <w:r>
+              <w:t xml:space="preserve">Audit scoring — Timing is clear and not excessive.</w:t>
+            </w:r>
+          </w:p>
+        </w:tc>
+      </w:tr>
+      <w:tr>
+        <w:tc>
+          <w:tcPr>
+            <w:tcW w:w="1180" w:type="dxa"/>
+            <w:shd w:fill="F5F3F1"/>
+            <w:tcMar>
+              <w:top w:w="120" w:type="dxa"/>
+              <w:left w:w="150" w:type="dxa"/>
+              <w:bottom w:w="120" w:type="dxa"/>
+              <w:right w:w="150" w:type="dxa"/>
+            </w:tcMar>
+            <w:vAlign w:val="center"/>
+          </w:tcPr>
+          <w:p>
+            <w:pPr>
+              <w:pStyle w:val="TableCell"/>
+            </w:pPr>
+            <w:r>
+              <w:t xml:space="preserve">09</w:t>
+            </w:r>
+          </w:p>
+        </w:tc>
+        <w:tc>
+          <w:tcPr>
+            <w:tcW w:w="7940" w:type="dxa"/>
+            <w:shd w:fill="F5F3F1"/>
+            <w:tcMar>
+              <w:top w:w="120" w:type="dxa"/>
+              <w:left w:w="150" w:type="dxa"/>
+              <w:bottom w:w="120" w:type="dxa"/>
+              <w:right w:w="150" w:type="dxa"/>
+            </w:tcMar>
+            <w:vAlign w:val="center"/>
+          </w:tcPr>
+          <w:p>
+            <w:pPr>
+              <w:pStyle w:val="TableCell"/>
+            </w:pPr>
+            <w:r>
+              <w:t xml:space="preserve">Brand approval pack — Send the email copy with subject line, preview text, body, CTA, timing, and policy claims…</w:t>
+            </w:r>
+          </w:p>
+        </w:tc>
+      </w:tr>
+      <w:tr>
+        <w:tc>
+          <w:tcPr>
+            <w:tcW w:w="1180" w:type="dxa"/>
+            <w:tcMar>
+              <w:top w:w="120" w:type="dxa"/>
+              <w:left w:w="150" w:type="dxa"/>
+              <w:bottom w:w="120" w:type="dxa"/>
+              <w:right w:w="150" w:type="dxa"/>
+            </w:tcMar>
+            <w:vAlign w:val="center"/>
+          </w:tcPr>
+          <w:p>
+            <w:pPr>
+              <w:pStyle w:val="TableCell"/>
+            </w:pPr>
+            <w:r>
+              <w:t xml:space="preserve">10</w:t>
+            </w:r>
+          </w:p>
+        </w:tc>
+        <w:tc>
+          <w:tcPr>
+            <w:tcW w:w="7940" w:type="dxa"/>
+            <w:tcMar>
+              <w:top w:w="120" w:type="dxa"/>
+              <w:left w:w="150" w:type="dxa"/>
+              <w:bottom w:w="120" w:type="dxa"/>
+              <w:right w:w="150" w:type="dxa"/>
+            </w:tcMar>
+            <w:vAlign w:val="center"/>
+          </w:tcPr>
+          <w:p>
+            <w:pPr>
+              <w:pStyle w:val="TableCell"/>
+            </w:pPr>
+            <w:r>
+              <w:t xml:space="preserve">Delivery standards (shared) — This asset is for small shopify stores; replace bracketed fields with their specifics…</w:t>
+            </w:r>
+          </w:p>
+        </w:tc>
+      </w:tr>
+    </w:tbl>
     <w:p>
       <w:pPr>
         <w:pStyle w:val="Heading3"/>
@@ -130,7 +1164,7 @@
         <w:pStyle w:val="Checklist"/>
       </w:pPr>
       <w:r>
-        <w:t xml:space="preserve">☐  Replace bracketed fields.</w:t>
+        <w:t xml:space="preserve">[ ]  Replace bracketed fields.</w:t>
       </w:r>
     </w:p>
     <w:p>
@@ -138,7 +1172,7 @@
         <w:pStyle w:val="Checklist"/>
       </w:pPr>
       <w:r>
-        <w:t xml:space="preserve">☐  Verify facts and claims.</w:t>
+        <w:t xml:space="preserve">[ ]  Verify facts and claims.</w:t>
       </w:r>
     </w:p>
     <w:p>
@@ -146,12 +1180,7 @@
         <w:pStyle w:val="Checklist"/>
       </w:pPr>
       <w:r>
-        <w:t xml:space="preserve">☐  Send for approval before publishing.</w:t>
-      </w:r>
-    </w:p>
-    <w:p>
-      <w:r>
-        <w:br w:type="page"/>
+        <w:t xml:space="preserve">[ ]  Send for approval before publishing.</w:t>
       </w:r>
     </w:p>
     <w:p>
@@ -208,6 +1237,411 @@
     </w:p>
     <w:p>
       <w:pPr>
+        <w:pStyle w:val="EmailSubject"/>
+      </w:pPr>
+      <w:r>
+        <w:t xml:space="preserve">Subject: still deciding on [Product]?</w:t>
+      </w:r>
+    </w:p>
+    <w:p>
+      <w:pPr>
+        <w:pStyle w:val="ExampleBlock"/>
+      </w:pPr>
+      <w:r>
+        <w:t xml:space="preserve">Preview: Here is the quick version before you come back.</w:t>
+      </w:r>
+    </w:p>
+    <w:p>
+      <w:pPr>
+        <w:pStyle w:val="ExampleBlock"/>
+      </w:pPr>
+      <w:r>
+        <w:t xml:space="preserve">Body: You left [Product] in your cart. The short version: [core benefit], [proof point], and [shipping/returns reassurance].</w:t>
+      </w:r>
+    </w:p>
+    <w:p>
+      <w:pPr>
+        <w:pStyle w:val="ExampleBlock"/>
+      </w:pPr>
+      <w:r>
+        <w:t xml:space="preserve">CTA: Return to cart</w:t>
+      </w:r>
+    </w:p>
+    <w:p>
+      <w:pPr>
+        <w:pStyle w:val="Heading1"/>
+      </w:pPr>
+      <w:r>
+        <w:t xml:space="preserve">03 / Email 2: 18-24 hours after abandonment</w:t>
+      </w:r>
+    </w:p>
+    <w:p>
+      <w:pPr>
+        <w:pStyle w:val="EmailSubject"/>
+      </w:pPr>
+      <w:r>
+        <w:t xml:space="preserve">Subject: a couple of details people check before ordering</w:t>
+      </w:r>
+    </w:p>
+    <w:p>
+      <w:pPr>
+        <w:pStyle w:val="ExampleBlock"/>
+      </w:pPr>
+      <w:r>
+        <w:t xml:space="preserve">Preview: Delivery, returns, and fit/use notes in one place.</w:t>
+      </w:r>
+    </w:p>
+    <w:p>
+      <w:pPr>
+        <w:pStyle w:val="ExampleBlock"/>
+      </w:pPr>
+      <w:r>
+        <w:t xml:space="preserve">Body: If you paused because of [common concern], here are the details: [delivery detail], [return policy], [review or proof point].</w:t>
+      </w:r>
+    </w:p>
+    <w:p>
+      <w:pPr>
+        <w:pStyle w:val="ExampleBlock"/>
+      </w:pPr>
+      <w:r>
+        <w:t xml:space="preserve">CTA: See your cart</w:t>
+      </w:r>
+    </w:p>
+    <w:p>
+      <w:pPr>
+        <w:pStyle w:val="Heading1"/>
+      </w:pPr>
+      <w:r>
+        <w:t xml:space="preserve">04 / Email 3: 48-72 hours after abandonment</w:t>
+      </w:r>
+    </w:p>
+    <w:p>
+      <w:pPr>
+        <w:pStyle w:val="EmailSubject"/>
+      </w:pPr>
+      <w:r>
+        <w:t xml:space="preserve">Subject: should we keep this aside?</w:t>
+      </w:r>
+    </w:p>
+    <w:p>
+      <w:pPr>
+        <w:pStyle w:val="ExampleBlock"/>
+      </w:pPr>
+      <w:r>
+        <w:t xml:space="preserve">Preview: Last reminder about your cart.</w:t>
+      </w:r>
+    </w:p>
+    <w:p>
+      <w:pPr>
+        <w:pStyle w:val="ExampleBlock"/>
+      </w:pPr>
+      <w:r>
+        <w:t xml:space="preserve">Body: If [Product] is still on your list, your cart is here. If not, no stress. The main reason customers choose it is [specific outcome/proof].</w:t>
+      </w:r>
+    </w:p>
+    <w:p>
+      <w:pPr>
+        <w:pStyle w:val="ExampleBlock"/>
+      </w:pPr>
+      <w:r>
+        <w:t xml:space="preserve">CTA: Finish checkout</w:t>
+      </w:r>
+    </w:p>
+    <w:p>
+      <w:pPr>
+        <w:pStyle w:val="Heading1"/>
+      </w:pPr>
+      <w:r>
+        <w:t xml:space="preserve">05 / Segment variants</w:t>
+      </w:r>
+    </w:p>
+    <w:tbl>
+      <w:tblPr>
+        <w:tblW w:w="0" w:type="auto"/>
+        <w:tblInd w:w="0" w:type="dxa"/>
+        <w:tblBorders>
+          <w:top w:val="single" w:sz="6" w:color="E0DFDD"/>
+          <w:left w:val="single" w:sz="6" w:color="E0DFDD"/>
+          <w:bottom w:val="single" w:sz="6" w:color="E0DFDD"/>
+          <w:right w:val="single" w:sz="6" w:color="E0DFDD"/>
+          <w:insideH w:val="single" w:sz="4" w:color="E0DFDD"/>
+          <w:insideV w:val="single" w:sz="4" w:color="E0DFDD"/>
+        </w:tblBorders>
+        <w:tblLook w:firstRow="1" w:noHBand="0" w:noVBand="1"/>
+      </w:tblPr>
+      <w:tblGrid>
+        <w:gridCol w:w="3000"/>
+        <w:gridCol w:w="6180"/>
+      </w:tblGrid>
+      <w:tr>
+        <w:tc>
+          <w:tcPr>
+            <w:tcW w:w="3000" w:type="dxa"/>
+            <w:shd w:fill="0A0A0A"/>
+            <w:tcMar>
+              <w:top w:w="120" w:type="dxa"/>
+              <w:left w:w="150" w:type="dxa"/>
+              <w:bottom w:w="120" w:type="dxa"/>
+              <w:right w:w="150" w:type="dxa"/>
+            </w:tcMar>
+            <w:vAlign w:val="center"/>
+          </w:tcPr>
+          <w:p>
+            <w:pPr>
+              <w:pStyle w:val="TableHeader"/>
+            </w:pPr>
+            <w:r>
+              <w:t xml:space="preserve">Variant</w:t>
+            </w:r>
+          </w:p>
+        </w:tc>
+        <w:tc>
+          <w:tcPr>
+            <w:tcW w:w="6180" w:type="dxa"/>
+            <w:shd w:fill="0A0A0A"/>
+            <w:tcMar>
+              <w:top w:w="120" w:type="dxa"/>
+              <w:left w:w="150" w:type="dxa"/>
+              <w:bottom w:w="120" w:type="dxa"/>
+              <w:right w:w="150" w:type="dxa"/>
+            </w:tcMar>
+            <w:vAlign w:val="center"/>
+          </w:tcPr>
+          <w:p>
+            <w:pPr>
+              <w:pStyle w:val="TableHeader"/>
+            </w:pPr>
+            <w:r>
+              <w:t xml:space="preserve">What to include</w:t>
+            </w:r>
+          </w:p>
+        </w:tc>
+      </w:tr>
+      <w:tr>
+        <w:tc>
+          <w:tcPr>
+            <w:tcW w:w="3000" w:type="dxa"/>
+            <w:shd w:fill="F5F3F1"/>
+            <w:tcMar>
+              <w:top w:w="120" w:type="dxa"/>
+              <w:left w:w="150" w:type="dxa"/>
+              <w:bottom w:w="120" w:type="dxa"/>
+              <w:right w:w="150" w:type="dxa"/>
+            </w:tcMar>
+            <w:vAlign w:val="center"/>
+          </w:tcPr>
+          <w:p>
+            <w:pPr>
+              <w:pStyle w:val="TableLabel"/>
+            </w:pPr>
+            <w:r>
+              <w:t xml:space="preserve">High AOV</w:t>
+            </w:r>
+          </w:p>
+        </w:tc>
+        <w:tc>
+          <w:tcPr>
+            <w:tcW w:w="6180" w:type="dxa"/>
+            <w:shd w:fill="F5F3F1"/>
+            <w:tcMar>
+              <w:top w:w="120" w:type="dxa"/>
+              <w:left w:w="150" w:type="dxa"/>
+              <w:bottom w:w="120" w:type="dxa"/>
+              <w:right w:w="150" w:type="dxa"/>
+            </w:tcMar>
+            <w:vAlign w:val="center"/>
+          </w:tcPr>
+          <w:p>
+            <w:pPr>
+              <w:pStyle w:val="TableCell"/>
+            </w:pPr>
+            <w:r>
+              <w:t xml:space="preserve">emphasize support, guarantees, delivery confidence, and proof.</w:t>
+            </w:r>
+          </w:p>
+        </w:tc>
+      </w:tr>
+      <w:tr>
+        <w:tc>
+          <w:tcPr>
+            <w:tcW w:w="3000" w:type="dxa"/>
+            <w:shd w:fill="F5F3F1"/>
+            <w:tcMar>
+              <w:top w:w="120" w:type="dxa"/>
+              <w:left w:w="150" w:type="dxa"/>
+              <w:bottom w:w="120" w:type="dxa"/>
+              <w:right w:w="150" w:type="dxa"/>
+            </w:tcMar>
+            <w:vAlign w:val="center"/>
+          </w:tcPr>
+          <w:p>
+            <w:pPr>
+              <w:pStyle w:val="TableLabel"/>
+            </w:pPr>
+            <w:r>
+              <w:t xml:space="preserve">First-time buyer</w:t>
+            </w:r>
+          </w:p>
+        </w:tc>
+        <w:tc>
+          <w:tcPr>
+            <w:tcW w:w="6180" w:type="dxa"/>
+            <w:tcMar>
+              <w:top w:w="120" w:type="dxa"/>
+              <w:left w:w="150" w:type="dxa"/>
+              <w:bottom w:w="120" w:type="dxa"/>
+              <w:right w:w="150" w:type="dxa"/>
+            </w:tcMar>
+            <w:vAlign w:val="center"/>
+          </w:tcPr>
+          <w:p>
+            <w:pPr>
+              <w:pStyle w:val="TableCell"/>
+            </w:pPr>
+            <w:r>
+              <w:t xml:space="preserve">explain trust signals and reduce perceived risk.</w:t>
+            </w:r>
+          </w:p>
+        </w:tc>
+      </w:tr>
+      <w:tr>
+        <w:tc>
+          <w:tcPr>
+            <w:tcW w:w="3000" w:type="dxa"/>
+            <w:shd w:fill="F5F3F1"/>
+            <w:tcMar>
+              <w:top w:w="120" w:type="dxa"/>
+              <w:left w:w="150" w:type="dxa"/>
+              <w:bottom w:w="120" w:type="dxa"/>
+              <w:right w:w="150" w:type="dxa"/>
+            </w:tcMar>
+            <w:vAlign w:val="center"/>
+          </w:tcPr>
+          <w:p>
+            <w:pPr>
+              <w:pStyle w:val="TableLabel"/>
+            </w:pPr>
+            <w:r>
+              <w:t xml:space="preserve">Returning customer</w:t>
+            </w:r>
+          </w:p>
+        </w:tc>
+        <w:tc>
+          <w:tcPr>
+            <w:tcW w:w="6180" w:type="dxa"/>
+            <w:shd w:fill="F5F3F1"/>
+            <w:tcMar>
+              <w:top w:w="120" w:type="dxa"/>
+              <w:left w:w="150" w:type="dxa"/>
+              <w:bottom w:w="120" w:type="dxa"/>
+              <w:right w:w="150" w:type="dxa"/>
+            </w:tcMar>
+            <w:vAlign w:val="center"/>
+          </w:tcPr>
+          <w:p>
+            <w:pPr>
+              <w:pStyle w:val="TableCell"/>
+            </w:pPr>
+            <w:r>
+              <w:t xml:space="preserve">reference previous category interest and speed.</w:t>
+            </w:r>
+          </w:p>
+        </w:tc>
+      </w:tr>
+      <w:tr>
+        <w:tc>
+          <w:tcPr>
+            <w:tcW w:w="3000" w:type="dxa"/>
+            <w:shd w:fill="F5F3F1"/>
+            <w:tcMar>
+              <w:top w:w="120" w:type="dxa"/>
+              <w:left w:w="150" w:type="dxa"/>
+              <w:bottom w:w="120" w:type="dxa"/>
+              <w:right w:w="150" w:type="dxa"/>
+            </w:tcMar>
+            <w:vAlign w:val="center"/>
+          </w:tcPr>
+          <w:p>
+            <w:pPr>
+              <w:pStyle w:val="TableLabel"/>
+            </w:pPr>
+            <w:r>
+              <w:t xml:space="preserve">Discount-sensitive shopper</w:t>
+            </w:r>
+          </w:p>
+        </w:tc>
+        <w:tc>
+          <w:tcPr>
+            <w:tcW w:w="6180" w:type="dxa"/>
+            <w:tcMar>
+              <w:top w:w="120" w:type="dxa"/>
+              <w:left w:w="150" w:type="dxa"/>
+              <w:bottom w:w="120" w:type="dxa"/>
+              <w:right w:w="150" w:type="dxa"/>
+            </w:tcMar>
+            <w:vAlign w:val="center"/>
+          </w:tcPr>
+          <w:p>
+            <w:pPr>
+              <w:pStyle w:val="TableCell"/>
+            </w:pPr>
+            <w:r>
+              <w:t xml:space="preserve">use value framing before discounting.</w:t>
+            </w:r>
+          </w:p>
+        </w:tc>
+      </w:tr>
+    </w:tbl>
+    <w:p>
+      <w:pPr>
+        <w:pStyle w:val="Heading1"/>
+      </w:pPr>
+      <w:r>
+        <w:t xml:space="preserve">06 / Filled example: skincare product</w:t>
+      </w:r>
+    </w:p>
+    <w:p>
+      <w:pPr>
+        <w:pStyle w:val="EmailSubject"/>
+      </w:pPr>
+      <w:r>
+        <w:t xml:space="preserve">Subject: still deciding on the Barrier Repair Cream?</w:t>
+      </w:r>
+    </w:p>
+    <w:p>
+      <w:pPr>
+        <w:pStyle w:val="ExampleBlock"/>
+      </w:pPr>
+      <w:r>
+        <w:t xml:space="preserve">Preview: Texture, shipping, and returns in one place.</w:t>
+      </w:r>
+    </w:p>
+    <w:p>
+      <w:pPr>
+        <w:pStyle w:val="ExampleBlock"/>
+      </w:pPr>
+      <w:r>
+        <w:t xml:space="preserve">Body: You left Barrier Repair Cream in your cart. The short version: it is fragrance-free, designed for dry sensitive skin, and ships free over $60. If it is not right for your skin, returns are accepted within 30 days.</w:t>
+      </w:r>
+    </w:p>
+    <w:p>
+      <w:pPr>
+        <w:pStyle w:val="ExampleBlock"/>
+      </w:pPr>
+      <w:r>
+        <w:t xml:space="preserve">CTA: Return to cart</w:t>
+      </w:r>
+    </w:p>
+    <w:p>
+      <w:pPr>
+        <w:pStyle w:val="Heading1"/>
+      </w:pPr>
+      <w:r>
+        <w:t xml:space="preserve">07 / Compliance checklist</w:t>
+      </w:r>
+    </w:p>
+    <w:p>
+      <w:pPr>
         <w:pStyle w:val="ListParagraph"/>
         <w:numPr>
           <w:ilvl w:val="0"/>
@@ -215,7 +1649,7 @@
         </w:numPr>
       </w:pPr>
       <w:r>
-        <w:t xml:space="preserve">Subject: still deciding on [Product]?</w:t>
+        <w:t xml:space="preserve">Sender identity is clear.</w:t>
       </w:r>
     </w:p>
     <w:p>
@@ -227,7 +1661,7 @@
         </w:numPr>
       </w:pPr>
       <w:r>
-        <w:t xml:space="preserve">Preview: Here is the quick version before you come back.</w:t>
+        <w:t xml:space="preserve">Unsubscribe link remains present in the platform template.</w:t>
       </w:r>
     </w:p>
     <w:p>
@@ -239,7 +1673,7 @@
         </w:numPr>
       </w:pPr>
       <w:r>
-        <w:t xml:space="preserve">Body: You left [Product] in your cart. The short version: [core benefit], [proof point], and [shipping/returns reassurance].</w:t>
+        <w:t xml:space="preserve">Discounts, guarantees, delivery timing, and review claims match approved site language.</w:t>
       </w:r>
     </w:p>
     <w:p>
@@ -251,7 +1685,7 @@
         </w:numPr>
       </w:pPr>
       <w:r>
-        <w:t xml:space="preserve">CTA: Return to cart</w:t>
+        <w:t xml:space="preserve">Email frequency respects the brand's consent and suppression rules.</w:t>
       </w:r>
     </w:p>
     <w:p>
@@ -259,7 +1693,7 @@
         <w:pStyle w:val="Heading1"/>
       </w:pPr>
       <w:r>
-        <w:t xml:space="preserve">03 / Email 2: 18-24 hours after abandonment</w:t>
+        <w:t xml:space="preserve">08 / Audit scoring</w:t>
       </w:r>
     </w:p>
     <w:p>
@@ -271,7 +1705,7 @@
         </w:numPr>
       </w:pPr>
       <w:r>
-        <w:t xml:space="preserve">Subject: a couple of details people check before ordering</w:t>
+        <w:t xml:space="preserve">Timing is clear and not excessive.</w:t>
       </w:r>
     </w:p>
     <w:p>
@@ -283,7 +1717,7 @@
         </w:numPr>
       </w:pPr>
       <w:r>
-        <w:t xml:space="preserve">Preview: Delivery, returns, and fit/use notes in one place.</w:t>
+        <w:t xml:space="preserve">Each email answers a different objection.</w:t>
       </w:r>
     </w:p>
     <w:p>
@@ -295,7 +1729,7 @@
         </w:numPr>
       </w:pPr>
       <w:r>
-        <w:t xml:space="preserve">Body: If you paused because of [common concern], here are the details: [delivery detail], [return policy], [review or proof point].</w:t>
+        <w:t xml:space="preserve">CTA language matches the buying stage.</w:t>
       </w:r>
     </w:p>
     <w:p>
@@ -307,7 +1741,7 @@
         </w:numPr>
       </w:pPr>
       <w:r>
-        <w:t xml:space="preserve">CTA: See your cart</w:t>
+        <w:t xml:space="preserve">Claims are supported by product page, reviews, or policy language.</w:t>
       </w:r>
     </w:p>
     <w:p>
@@ -315,7 +1749,7 @@
         <w:pStyle w:val="Heading1"/>
       </w:pPr>
       <w:r>
-        <w:t xml:space="preserve">04 / Email 3: 48-72 hours after abandonment</w:t>
+        <w:t xml:space="preserve">09 / Brand approval pack</w:t>
       </w:r>
     </w:p>
     <w:p>
@@ -327,7 +1761,7 @@
         </w:numPr>
       </w:pPr>
       <w:r>
-        <w:t xml:space="preserve">Subject: should we keep this aside?</w:t>
+        <w:t xml:space="preserve">Send the email copy with subject line, preview text, body, CTA, timing, and policy claims highlighted.</w:t>
       </w:r>
     </w:p>
     <w:p>
@@ -339,7 +1773,7 @@
         </w:numPr>
       </w:pPr>
       <w:r>
-        <w:t xml:space="preserve">Preview: Last reminder about your cart.</w:t>
+        <w:t xml:space="preserve">Ask the brand to approve delivery timing, returns wording, discount use, testimonials, and unsubscribe/template compliance.</w:t>
       </w:r>
     </w:p>
     <w:p>
@@ -351,7 +1785,15 @@
         </w:numPr>
       </w:pPr>
       <w:r>
-        <w:t xml:space="preserve">Body: If [Product] is still on your list, your cart is here. If not, no stress. The main reason customers choose it is [specific outcome/proof].</w:t>
+        <w:t xml:space="preserve">Keep a changelog of approved copy so future email tests do not re-litigate claims.</w:t>
+      </w:r>
+    </w:p>
+    <w:p>
+      <w:pPr>
+        <w:pStyle w:val="Heading1"/>
+      </w:pPr>
+      <w:r>
+        <w:t xml:space="preserve">10 / Delivery standards (shared)</w:t>
       </w:r>
     </w:p>
     <w:p>
@@ -363,15 +1805,7 @@
         </w:numPr>
       </w:pPr>
       <w:r>
-        <w:t xml:space="preserve">CTA: Finish checkout</w:t>
-      </w:r>
-    </w:p>
-    <w:p>
-      <w:pPr>
-        <w:pStyle w:val="Heading1"/>
-      </w:pPr>
-      <w:r>
-        <w:t xml:space="preserve">05 / Segment variants</w:t>
+        <w:t xml:space="preserve">This asset is for small shopify stores; replace bracketed fields with their specifics before sending.</w:t>
       </w:r>
     </w:p>
     <w:p>
@@ -383,7 +1817,7 @@
         </w:numPr>
       </w:pPr>
       <w:r>
-        <w:t xml:space="preserve">High AOV: emphasize support, guarantees, delivery confidence, and proof.</w:t>
+        <w:t xml:space="preserve">Full delivery standards - inputs to collect, evidence capture, pricing and scope guardrails, and the pre-send QA list - live once in this pack's AI Prompt Pack.</w:t>
       </w:r>
     </w:p>
     <w:p>
@@ -395,7 +1829,7 @@
         </w:numPr>
       </w:pPr>
       <w:r>
-        <w:t xml:space="preserve">First-time buyer: explain trust signals and reduce perceived risk.</w:t>
+        <w:t xml:space="preserve">Verify every fact, price, date, hour, link, and claim against a source, and keep approvals in writing.</w:t>
       </w:r>
     </w:p>
     <w:p>
@@ -407,286 +1841,6 @@
         </w:numPr>
       </w:pPr>
       <w:r>
-        <w:t xml:space="preserve">Returning customer: reference previous category interest and speed.</w:t>
-      </w:r>
-    </w:p>
-    <w:p>
-      <w:pPr>
-        <w:pStyle w:val="ListParagraph"/>
-        <w:numPr>
-          <w:ilvl w:val="0"/>
-          <w:numId w:val="1"/>
-        </w:numPr>
-      </w:pPr>
-      <w:r>
-        <w:t xml:space="preserve">Discount-sensitive shopper: use value framing before discounting.</w:t>
-      </w:r>
-    </w:p>
-    <w:p>
-      <w:pPr>
-        <w:pStyle w:val="Heading1"/>
-      </w:pPr>
-      <w:r>
-        <w:t xml:space="preserve">06 / Filled example: skincare product</w:t>
-      </w:r>
-    </w:p>
-    <w:p>
-      <w:pPr>
-        <w:pStyle w:val="ListParagraph"/>
-        <w:numPr>
-          <w:ilvl w:val="0"/>
-          <w:numId w:val="1"/>
-        </w:numPr>
-      </w:pPr>
-      <w:r>
-        <w:t xml:space="preserve">Subject: still deciding on the Barrier Repair Cream?</w:t>
-      </w:r>
-    </w:p>
-    <w:p>
-      <w:pPr>
-        <w:pStyle w:val="ListParagraph"/>
-        <w:numPr>
-          <w:ilvl w:val="0"/>
-          <w:numId w:val="1"/>
-        </w:numPr>
-      </w:pPr>
-      <w:r>
-        <w:t xml:space="preserve">Preview: Texture, shipping, and returns in one place.</w:t>
-      </w:r>
-    </w:p>
-    <w:p>
-      <w:pPr>
-        <w:pStyle w:val="ListParagraph"/>
-        <w:numPr>
-          <w:ilvl w:val="0"/>
-          <w:numId w:val="1"/>
-        </w:numPr>
-      </w:pPr>
-      <w:r>
-        <w:t xml:space="preserve">Body: You left Barrier Repair Cream in your cart. The short version: it is fragrance-free, designed for dry sensitive skin, and ships free over $60. If it is not right for your skin, returns are accepted within 30 days.</w:t>
-      </w:r>
-    </w:p>
-    <w:p>
-      <w:pPr>
-        <w:pStyle w:val="ListParagraph"/>
-        <w:numPr>
-          <w:ilvl w:val="0"/>
-          <w:numId w:val="1"/>
-        </w:numPr>
-      </w:pPr>
-      <w:r>
-        <w:t xml:space="preserve">CTA: Return to cart</w:t>
-      </w:r>
-    </w:p>
-    <w:p>
-      <w:pPr>
-        <w:pStyle w:val="Heading1"/>
-      </w:pPr>
-      <w:r>
-        <w:t xml:space="preserve">07 / Compliance checklist</w:t>
-      </w:r>
-    </w:p>
-    <w:p>
-      <w:pPr>
-        <w:pStyle w:val="ListParagraph"/>
-        <w:numPr>
-          <w:ilvl w:val="0"/>
-          <w:numId w:val="1"/>
-        </w:numPr>
-      </w:pPr>
-      <w:r>
-        <w:t xml:space="preserve">Sender identity is clear.</w:t>
-      </w:r>
-    </w:p>
-    <w:p>
-      <w:pPr>
-        <w:pStyle w:val="ListParagraph"/>
-        <w:numPr>
-          <w:ilvl w:val="0"/>
-          <w:numId w:val="1"/>
-        </w:numPr>
-      </w:pPr>
-      <w:r>
-        <w:t xml:space="preserve">Unsubscribe link remains present in the platform template.</w:t>
-      </w:r>
-    </w:p>
-    <w:p>
-      <w:pPr>
-        <w:pStyle w:val="ListParagraph"/>
-        <w:numPr>
-          <w:ilvl w:val="0"/>
-          <w:numId w:val="1"/>
-        </w:numPr>
-      </w:pPr>
-      <w:r>
-        <w:t xml:space="preserve">Discounts, guarantees, delivery timing, and review claims match approved site language.</w:t>
-      </w:r>
-    </w:p>
-    <w:p>
-      <w:pPr>
-        <w:pStyle w:val="ListParagraph"/>
-        <w:numPr>
-          <w:ilvl w:val="0"/>
-          <w:numId w:val="1"/>
-        </w:numPr>
-      </w:pPr>
-      <w:r>
-        <w:t xml:space="preserve">Email frequency respects the brand's consent and suppression rules.</w:t>
-      </w:r>
-    </w:p>
-    <w:p>
-      <w:pPr>
-        <w:pStyle w:val="Heading1"/>
-      </w:pPr>
-      <w:r>
-        <w:t xml:space="preserve">08 / Audit scoring</w:t>
-      </w:r>
-    </w:p>
-    <w:p>
-      <w:pPr>
-        <w:pStyle w:val="ListParagraph"/>
-        <w:numPr>
-          <w:ilvl w:val="0"/>
-          <w:numId w:val="1"/>
-        </w:numPr>
-      </w:pPr>
-      <w:r>
-        <w:t xml:space="preserve">Timing is clear and not excessive.</w:t>
-      </w:r>
-    </w:p>
-    <w:p>
-      <w:pPr>
-        <w:pStyle w:val="ListParagraph"/>
-        <w:numPr>
-          <w:ilvl w:val="0"/>
-          <w:numId w:val="1"/>
-        </w:numPr>
-      </w:pPr>
-      <w:r>
-        <w:t xml:space="preserve">Each email answers a different objection.</w:t>
-      </w:r>
-    </w:p>
-    <w:p>
-      <w:pPr>
-        <w:pStyle w:val="ListParagraph"/>
-        <w:numPr>
-          <w:ilvl w:val="0"/>
-          <w:numId w:val="1"/>
-        </w:numPr>
-      </w:pPr>
-      <w:r>
-        <w:t xml:space="preserve">CTA language matches the buying stage.</w:t>
-      </w:r>
-    </w:p>
-    <w:p>
-      <w:pPr>
-        <w:pStyle w:val="ListParagraph"/>
-        <w:numPr>
-          <w:ilvl w:val="0"/>
-          <w:numId w:val="1"/>
-        </w:numPr>
-      </w:pPr>
-      <w:r>
-        <w:t xml:space="preserve">Claims are supported by product page, reviews, or policy language.</w:t>
-      </w:r>
-    </w:p>
-    <w:p>
-      <w:pPr>
-        <w:pStyle w:val="Heading1"/>
-      </w:pPr>
-      <w:r>
-        <w:t xml:space="preserve">09 / Brand approval pack</w:t>
-      </w:r>
-    </w:p>
-    <w:p>
-      <w:pPr>
-        <w:pStyle w:val="ListParagraph"/>
-        <w:numPr>
-          <w:ilvl w:val="0"/>
-          <w:numId w:val="1"/>
-        </w:numPr>
-      </w:pPr>
-      <w:r>
-        <w:t xml:space="preserve">Send the email copy with subject line, preview text, body, CTA, timing, and policy claims highlighted.</w:t>
-      </w:r>
-    </w:p>
-    <w:p>
-      <w:pPr>
-        <w:pStyle w:val="ListParagraph"/>
-        <w:numPr>
-          <w:ilvl w:val="0"/>
-          <w:numId w:val="1"/>
-        </w:numPr>
-      </w:pPr>
-      <w:r>
-        <w:t xml:space="preserve">Ask the brand to approve delivery timing, returns wording, discount use, testimonials, and unsubscribe/template compliance.</w:t>
-      </w:r>
-    </w:p>
-    <w:p>
-      <w:pPr>
-        <w:pStyle w:val="ListParagraph"/>
-        <w:numPr>
-          <w:ilvl w:val="0"/>
-          <w:numId w:val="1"/>
-        </w:numPr>
-      </w:pPr>
-      <w:r>
-        <w:t xml:space="preserve">Keep a changelog of approved copy so future email tests do not re-litigate claims.</w:t>
-      </w:r>
-    </w:p>
-    <w:p>
-      <w:pPr>
-        <w:pStyle w:val="Heading1"/>
-      </w:pPr>
-      <w:r>
-        <w:t xml:space="preserve">10 / Delivery standards (shared)</w:t>
-      </w:r>
-    </w:p>
-    <w:p>
-      <w:pPr>
-        <w:pStyle w:val="ListParagraph"/>
-        <w:numPr>
-          <w:ilvl w:val="0"/>
-          <w:numId w:val="1"/>
-        </w:numPr>
-      </w:pPr>
-      <w:r>
-        <w:t xml:space="preserve">This asset is for small shopify stores; replace bracketed fields with their specifics before sending.</w:t>
-      </w:r>
-    </w:p>
-    <w:p>
-      <w:pPr>
-        <w:pStyle w:val="ListParagraph"/>
-        <w:numPr>
-          <w:ilvl w:val="0"/>
-          <w:numId w:val="1"/>
-        </w:numPr>
-      </w:pPr>
-      <w:r>
-        <w:t xml:space="preserve">Full delivery standards - inputs to collect, evidence capture, pricing and scope guardrails, and the pre-send QA list - live once in this pack's AI Prompt Pack.</w:t>
-      </w:r>
-    </w:p>
-    <w:p>
-      <w:pPr>
-        <w:pStyle w:val="ListParagraph"/>
-        <w:numPr>
-          <w:ilvl w:val="0"/>
-          <w:numId w:val="1"/>
-        </w:numPr>
-      </w:pPr>
-      <w:r>
-        <w:t xml:space="preserve">Verify every fact, price, date, hour, link, and claim against a source, and keep approvals in writing.</w:t>
-      </w:r>
-    </w:p>
-    <w:p>
-      <w:pPr>
-        <w:pStyle w:val="ListParagraph"/>
-        <w:numPr>
-          <w:ilvl w:val="0"/>
-          <w:numId w:val="1"/>
-        </w:numPr>
-      </w:pPr>
-      <w:r>
         <w:t xml:space="preserve">Never imply guaranteed revenue, rankings, bookings, retention, or ad performance.</w:t>
       </w:r>
     </w:p>
@@ -706,7 +1860,7 @@
     <w:sectPr>
       <w:footerReference w:type="default" r:id="rId3"/>
       <w:pgSz w:w="12240" w:h="15840"/>
-      <w:pgMar w:top="1008" w:right="936" w:bottom="864" w:left="936" w:footer="432"/>
+      <w:pgMar w:top="1180" w:right="1440" w:bottom="1000" w:left="1440" w:footer="432"/>
       <w:cols w:space="720"/>
     </w:sectPr>
   </w:body>
@@ -728,7 +1882,21 @@
         <w:sz w:val="16"/>
         <w:color w:val="57534E"/>
       </w:rPr>
-      <w:t xml:space="preserve">Side Hustle Stephen - The Launchpad  /  Shopify Cart Audit Pack  /  Verify facts before client use</w:t>
+      <w:t xml:space="preserve">Side Hustle Stephen / Shopify Cart Audit Pack / Page </w:t>
+    </w:r>
+    <w:r>
+      <w:rPr>
+        <w:rFonts w:ascii="Arial" w:hAnsi="Arial"/>
+        <w:sz w:val="16"/>
+        <w:color w:val="57534E"/>
+      </w:rPr>
+      <w:fldChar w:fldCharType="begin"/>
+    </w:r>
+    <w:r>
+      <w:instrText xml:space="preserve"> PAGE </w:instrText>
+    </w:r>
+    <w:r>
+      <w:fldChar w:fldCharType="end"/>
     </w:r>
   </w:p>
 </w:ftr>
@@ -852,15 +2020,15 @@
     <w:rPr>
       <w:rFonts w:ascii="Arial" w:hAnsi="Arial"/>
       <w:b/>
-      <w:sz w:val="26"/>
+      <w:sz w:val="30"/>
       <w:color w:val="0A0A0A"/>
-      <w:spacing w:val="-4"/>
+      <w:spacing w:val="-6"/>
     </w:rPr>
     <w:pPr>
       <w:keepNext/>
-      <w:spacing w:before="340" w:after="130"/>
+      <w:spacing w:before="360" w:after="140"/>
       <w:pBdr>
-        <w:bottom w:val="single" w:sz="6" w:space="6" w:color="E0DFDD"/>
+        <w:bottom w:val="single" w:sz="12" w:space="7" w:color="0A0A0A"/>
       </w:pBdr>
     </w:pPr>
   </w:style>
@@ -869,11 +2037,11 @@
     <w:rPr>
       <w:rFonts w:ascii="Arial" w:hAnsi="Arial"/>
       <w:b/>
-      <w:sz w:val="23"/>
-      <w:color w:val="57534E"/>
+      <w:sz w:val="24"/>
+      <w:color w:val="0A0A0A"/>
     </w:rPr>
     <w:pPr>
-      <w:spacing w:after="60"/>
+      <w:spacing w:after="70"/>
     </w:pPr>
   </w:style>
   <w:style w:type="paragraph" w:styleId="Heading3">
@@ -881,11 +2049,12 @@
     <w:rPr>
       <w:rFonts w:ascii="Arial" w:hAnsi="Arial"/>
       <w:b/>
-      <w:sz w:val="20"/>
-      <w:color w:val="0A0A0A"/>
+      <w:sz w:val="22"/>
+      <w:color w:val="0A59D2"/>
     </w:rPr>
     <w:pPr>
-      <w:spacing w:before="150" w:after="80"/>
+      <w:keepNext/>
+      <w:spacing w:before="190" w:after="70"/>
     </w:pPr>
   </w:style>
   <w:style w:type="paragraph" w:styleId="Meta">
@@ -923,9 +2092,9 @@
     </w:rPr>
     <w:pPr>
       <w:spacing w:after="92" w:line="280" w:lineRule="auto"/>
-      <w:shd w:fill="F5F3F1"/>
+      <w:shd w:fill="EEF4FF"/>
       <w:pBdr>
-        <w:left w:val="single" w:sz="14" w:space="8" w:color="0A0A0A"/>
+        <w:left w:val="single" w:sz="18" w:space="8" w:color="0A59D2"/>
       </w:pBdr>
     </w:pPr>
   </w:style>
@@ -933,15 +2102,86 @@
     <w:name w:val="Intense Quote"/>
     <w:rPr>
       <w:rFonts w:ascii="Arial" w:hAnsi="Arial"/>
+      <w:b/>
       <w:color w:val="0A0A0A"/>
-      <w:sz w:val="20"/>
+      <w:sz w:val="21"/>
     </w:rPr>
     <w:pPr>
       <w:spacing w:before="90" w:after="170" w:line="292" w:lineRule="auto"/>
       <w:shd w:fill="F5F3F1"/>
       <w:pBdr>
-        <w:left w:val="single" w:sz="18" w:space="10" w:color="0A0A0A"/>
+        <w:left w:val="single" w:sz="24" w:space="10" w:color="0A0A0A"/>
       </w:pBdr>
+    </w:pPr>
+  </w:style>
+  <w:style w:type="paragraph" w:styleId="ExampleBlock">
+    <w:name w:val="Example Block"/>
+    <w:rPr>
+      <w:rFonts w:ascii="Arial" w:hAnsi="Arial"/>
+      <w:sz w:val="21"/>
+      <w:color w:val="0A0A0A"/>
+    </w:rPr>
+    <w:pPr>
+      <w:spacing w:before="60" w:after="120" w:line="288" w:lineRule="auto"/>
+      <w:shd w:fill="EEF4FF"/>
+      <w:pBdr>
+        <w:left w:val="single" w:sz="14" w:space="8" w:color="0A59D2"/>
+      </w:pBdr>
+    </w:pPr>
+  </w:style>
+  <w:style w:type="paragraph" w:styleId="EmailSubject">
+    <w:name w:val="Email Subject"/>
+    <w:rPr>
+      <w:rFonts w:ascii="Arial" w:hAnsi="Arial"/>
+      <w:b/>
+      <w:sz w:val="21"/>
+      <w:color w:val="0A0A0A"/>
+    </w:rPr>
+    <w:pPr>
+      <w:keepNext/>
+      <w:spacing w:before="150" w:after="0" w:line="284" w:lineRule="auto"/>
+      <w:shd w:fill="EEF4FF"/>
+      <w:pBdr>
+        <w:top w:val="single" w:sz="14" w:space="6" w:color="0A59D2"/>
+        <w:left w:val="single" w:sz="14" w:space="8" w:color="0A59D2"/>
+      </w:pBdr>
+    </w:pPr>
+  </w:style>
+  <w:style w:type="paragraph" w:styleId="TableHeader">
+    <w:name w:val="Table Header"/>
+    <w:rPr>
+      <w:rFonts w:ascii="Arial" w:hAnsi="Arial"/>
+      <w:b/>
+      <w:caps/>
+      <w:sz w:val="18"/>
+      <w:color w:val="FFFFFF"/>
+      <w:spacing w:val="14"/>
+    </w:rPr>
+    <w:pPr>
+      <w:spacing w:before="0" w:after="0" w:line="250" w:lineRule="auto"/>
+    </w:pPr>
+  </w:style>
+  <w:style w:type="paragraph" w:styleId="TableCell">
+    <w:name w:val="Table Cell"/>
+    <w:rPr>
+      <w:rFonts w:ascii="Arial" w:hAnsi="Arial"/>
+      <w:sz w:val="20"/>
+      <w:color w:val="0A0A0A"/>
+    </w:rPr>
+    <w:pPr>
+      <w:spacing w:before="0" w:after="0" w:line="262" w:lineRule="auto"/>
+    </w:pPr>
+  </w:style>
+  <w:style w:type="paragraph" w:styleId="TableLabel">
+    <w:name w:val="Table Label"/>
+    <w:rPr>
+      <w:rFonts w:ascii="Arial" w:hAnsi="Arial"/>
+      <w:b/>
+      <w:sz w:val="20"/>
+      <w:color w:val="0A0A0A"/>
+    </w:rPr>
+    <w:pPr>
+      <w:spacing w:before="0" w:after="0" w:line="262" w:lineRule="auto"/>
     </w:pPr>
   </w:style>
 </w:styles>

--- a/content/member-assets/shopify-cart-audit/abandoned-cart-email-swipe.docx
+++ b/content/member-assets/shopify-cart-audit/abandoned-cart-email-swipe.docx
@@ -759,7 +759,7 @@
               <w:pStyle w:val="TableCell"/>
             </w:pPr>
             <w:r>
-              <w:t xml:space="preserve">Flow assumptions — Use only after the brand confirms consent and email platform rules.</w:t>
+              <w:t xml:space="preserve">Flow assumptions - Use only after the brand confirms consent and email platform rules.</w:t>
             </w:r>
           </w:p>
         </w:tc>
@@ -801,7 +801,7 @@
               <w:pStyle w:val="TableCell"/>
             </w:pPr>
             <w:r>
-              <w:t xml:space="preserve">Email 1: 1-3 hours after abandonment — Subject: still deciding on [Product]?</w:t>
+              <w:t xml:space="preserve">Email 1: 1-3 hours after abandonment - Subject: still deciding on [Product]?</w:t>
             </w:r>
           </w:p>
         </w:tc>
@@ -845,7 +845,7 @@
               <w:pStyle w:val="TableCell"/>
             </w:pPr>
             <w:r>
-              <w:t xml:space="preserve">Email 2: 18-24 hours after abandonment — Subject: a couple of details people check before ordering</w:t>
+              <w:t xml:space="preserve">Email 2: 18-24 hours after abandonment - Subject: a couple of details people check before ordering</w:t>
             </w:r>
           </w:p>
         </w:tc>
@@ -887,7 +887,7 @@
               <w:pStyle w:val="TableCell"/>
             </w:pPr>
             <w:r>
-              <w:t xml:space="preserve">Email 3: 48-72 hours after abandonment — Subject: should we keep this aside?</w:t>
+              <w:t xml:space="preserve">Email 3: 48-72 hours after abandonment - Subject: should we keep this aside?</w:t>
             </w:r>
           </w:p>
         </w:tc>
@@ -931,7 +931,7 @@
               <w:pStyle w:val="TableCell"/>
             </w:pPr>
             <w:r>
-              <w:t xml:space="preserve">Segment variants — High AOV: emphasize support, guarantees, delivery confidence, and proof.</w:t>
+              <w:t xml:space="preserve">Segment variants - High AOV: emphasize support, guarantees, delivery confidence, and proof.</w:t>
             </w:r>
           </w:p>
         </w:tc>
@@ -973,7 +973,7 @@
               <w:pStyle w:val="TableCell"/>
             </w:pPr>
             <w:r>
-              <w:t xml:space="preserve">Filled example: skincare product — Subject: still deciding on the Barrier Repair Cream?</w:t>
+              <w:t xml:space="preserve">Filled example: skincare product - Subject: still deciding on the Barrier Repair Cream?</w:t>
             </w:r>
           </w:p>
         </w:tc>
@@ -1017,7 +1017,7 @@
               <w:pStyle w:val="TableCell"/>
             </w:pPr>
             <w:r>
-              <w:t xml:space="preserve">Compliance checklist — Sender identity is clear.</w:t>
+              <w:t xml:space="preserve">Compliance checklist - Sender identity is clear.</w:t>
             </w:r>
           </w:p>
         </w:tc>
@@ -1059,7 +1059,7 @@
               <w:pStyle w:val="TableCell"/>
             </w:pPr>
             <w:r>
-              <w:t xml:space="preserve">Audit scoring — Timing is clear and not excessive.</w:t>
+              <w:t xml:space="preserve">Audit scoring - Timing is clear and not excessive.</w:t>
             </w:r>
           </w:p>
         </w:tc>
@@ -1103,7 +1103,7 @@
               <w:pStyle w:val="TableCell"/>
             </w:pPr>
             <w:r>
-              <w:t xml:space="preserve">Brand approval pack — Send the email copy with subject line, preview text, body, CTA, timing, and policy claims…</w:t>
+              <w:t xml:space="preserve">Brand approval pack - Send the email copy with subject line, preview text, body, CTA, timing, and policy claims…</w:t>
             </w:r>
           </w:p>
         </w:tc>
@@ -1145,7 +1145,7 @@
               <w:pStyle w:val="TableCell"/>
             </w:pPr>
             <w:r>
-              <w:t xml:space="preserve">Delivery standards (shared) — This asset is for small shopify stores; replace bracketed fields with their specifics…</w:t>
+              <w:t xml:space="preserve">Delivery standards (shared) - This asset is for small shopify stores; replace bracketed fields with their specifics…</w:t>
             </w:r>
           </w:p>
         </w:tc>
@@ -1908,7 +1908,7 @@
     <w:lvl w:ilvl="0">
       <w:start w:val="1"/>
       <w:numFmt w:val="bullet"/>
-      <w:lvlText w:val="–"/>
+      <w:lvlText w:val="-"/>
       <w:pPr>
         <w:ind w:left="540" w:hanging="220"/>
       </w:pPr>
